--- a/4 курс 8 семестр/Распределенные вычисления/1/Отчет.docx
+++ b/4 курс 8 семестр/Распределенные вычисления/1/Отчет.docx
@@ -311,27 +311,17 @@
           <w:szCs w:val="28"/>
           <w14:ligatures w14:val="none"/>
         </w:rPr>
-        <w:t>По дисциплине: Параллельное</w:t>
-      </w:r>
-      <w:r>
-        <w:rPr>
-          <w:rFonts w:ascii="Times New Roman" w:eastAsia="Calibri" w:hAnsi="Times New Roman" w:cs="Times New Roman"/>
-          <w:kern w:val="0"/>
-          <w:sz w:val="28"/>
-          <w:szCs w:val="28"/>
-          <w14:ligatures w14:val="none"/>
-        </w:rPr>
-        <w:t xml:space="preserve"> и распределенное</w:t>
-      </w:r>
-      <w:r>
-        <w:rPr>
-          <w:rFonts w:ascii="Times New Roman" w:eastAsia="Calibri" w:hAnsi="Times New Roman" w:cs="Times New Roman"/>
-          <w:kern w:val="0"/>
-          <w:sz w:val="28"/>
-          <w:szCs w:val="28"/>
-          <w14:ligatures w14:val="none"/>
-        </w:rPr>
-        <w:t xml:space="preserve"> программирование</w:t>
+        <w:t xml:space="preserve">По дисциплине: </w:t>
+      </w:r>
+      <w:r>
+        <w:rPr>
+          <w:rFonts w:ascii="Times New Roman" w:eastAsia="Calibri" w:hAnsi="Times New Roman" w:cs="Times New Roman"/>
+          <w:kern w:val="0"/>
+          <w:sz w:val="28"/>
+          <w:szCs w:val="28"/>
+          <w14:ligatures w14:val="none"/>
+        </w:rPr>
+        <w:t>Системы распределенных вычислений</w:t>
       </w:r>
     </w:p>
     <w:p>
@@ -591,29 +581,7 @@
           <w:szCs w:val="28"/>
           <w14:ligatures w14:val="none"/>
         </w:rPr>
-        <w:t>_______________________________________/</w:t>
-      </w:r>
-      <w:proofErr w:type="spellStart"/>
-      <w:r>
-        <w:rPr>
-          <w:rFonts w:ascii="Times New Roman" w:eastAsia="Calibri" w:hAnsi="Times New Roman" w:cs="Times New Roman"/>
-          <w:kern w:val="0"/>
-          <w:sz w:val="28"/>
-          <w:szCs w:val="28"/>
-          <w14:ligatures w14:val="none"/>
-        </w:rPr>
-        <w:t>Cтукало</w:t>
-      </w:r>
-      <w:proofErr w:type="spellEnd"/>
-      <w:r>
-        <w:rPr>
-          <w:rFonts w:ascii="Times New Roman" w:eastAsia="Calibri" w:hAnsi="Times New Roman" w:cs="Times New Roman"/>
-          <w:kern w:val="0"/>
-          <w:sz w:val="28"/>
-          <w:szCs w:val="28"/>
-          <w14:ligatures w14:val="none"/>
-        </w:rPr>
-        <w:t xml:space="preserve"> В.А. /</w:t>
+        <w:t>_______________________________________/Cтукало В.А. /</w:t>
       </w:r>
     </w:p>
     <w:p>
@@ -785,27 +753,15 @@
         </w:rPr>
         <w:t>S</w:t>
       </w:r>
-      <w:proofErr w:type="spellStart"/>
-      <w:r>
-        <w:rPr>
-          <w:rFonts w:ascii="Times New Roman" w:eastAsia="Calibri" w:hAnsi="Times New Roman" w:cs="Times New Roman"/>
-          <w:kern w:val="0"/>
-          <w:sz w:val="28"/>
-          <w:szCs w:val="28"/>
-          <w14:ligatures w14:val="none"/>
-        </w:rPr>
-        <w:t>end</w:t>
-      </w:r>
-      <w:proofErr w:type="spellEnd"/>
-      <w:r>
-        <w:rPr>
-          <w:rFonts w:ascii="Times New Roman" w:eastAsia="Calibri" w:hAnsi="Times New Roman" w:cs="Times New Roman"/>
-          <w:kern w:val="0"/>
-          <w:sz w:val="28"/>
-          <w:szCs w:val="28"/>
-          <w14:ligatures w14:val="none"/>
-        </w:rPr>
-        <w:t>, MPI_</w:t>
+      <w:r>
+        <w:rPr>
+          <w:rFonts w:ascii="Times New Roman" w:eastAsia="Calibri" w:hAnsi="Times New Roman" w:cs="Times New Roman"/>
+          <w:kern w:val="0"/>
+          <w:sz w:val="28"/>
+          <w:szCs w:val="28"/>
+          <w14:ligatures w14:val="none"/>
+        </w:rPr>
+        <w:t>end, MPI_</w:t>
       </w:r>
       <w:r>
         <w:rPr>
@@ -818,27 +774,15 @@
         </w:rPr>
         <w:t>R</w:t>
       </w:r>
-      <w:proofErr w:type="spellStart"/>
-      <w:r>
-        <w:rPr>
-          <w:rFonts w:ascii="Times New Roman" w:eastAsia="Calibri" w:hAnsi="Times New Roman" w:cs="Times New Roman"/>
-          <w:kern w:val="0"/>
-          <w:sz w:val="28"/>
-          <w:szCs w:val="28"/>
-          <w14:ligatures w14:val="none"/>
-        </w:rPr>
-        <w:t>ecv</w:t>
-      </w:r>
-      <w:proofErr w:type="spellEnd"/>
-      <w:r>
-        <w:rPr>
-          <w:rFonts w:ascii="Times New Roman" w:eastAsia="Calibri" w:hAnsi="Times New Roman" w:cs="Times New Roman"/>
-          <w:kern w:val="0"/>
-          <w:sz w:val="28"/>
-          <w:szCs w:val="28"/>
-          <w14:ligatures w14:val="none"/>
-        </w:rPr>
-        <w:t>);</w:t>
+      <w:r>
+        <w:rPr>
+          <w:rFonts w:ascii="Times New Roman" w:eastAsia="Calibri" w:hAnsi="Times New Roman" w:cs="Times New Roman"/>
+          <w:kern w:val="0"/>
+          <w:sz w:val="28"/>
+          <w:szCs w:val="28"/>
+          <w14:ligatures w14:val="none"/>
+        </w:rPr>
+        <w:t>ecv);</w:t>
       </w:r>
     </w:p>
     <w:p>
@@ -1016,29 +960,7 @@
           <w:szCs w:val="28"/>
           <w14:ligatures w14:val="none"/>
         </w:rPr>
-        <w:t>[</w:t>
-      </w:r>
-      <w:proofErr w:type="spellStart"/>
-      <w:r>
-        <w:rPr>
-          <w:rFonts w:ascii="Times New Roman" w:eastAsia="Calibri" w:hAnsi="Times New Roman" w:cs="Times New Roman"/>
-          <w:kern w:val="0"/>
-          <w:sz w:val="28"/>
-          <w:szCs w:val="28"/>
-          <w14:ligatures w14:val="none"/>
-        </w:rPr>
-        <w:t>номер_процесса</w:t>
-      </w:r>
-      <w:proofErr w:type="spellEnd"/>
-      <w:r>
-        <w:rPr>
-          <w:rFonts w:ascii="Times New Roman" w:eastAsia="Calibri" w:hAnsi="Times New Roman" w:cs="Times New Roman"/>
-          <w:kern w:val="0"/>
-          <w:sz w:val="28"/>
-          <w:szCs w:val="28"/>
-          <w14:ligatures w14:val="none"/>
-        </w:rPr>
-        <w:t xml:space="preserve">]: </w:t>
+        <w:t xml:space="preserve">[номер_процесса]: </w:t>
       </w:r>
       <w:r>
         <w:rPr>
@@ -1293,53 +1215,15 @@
           <w:sz w:val="28"/>
           <w:szCs w:val="28"/>
         </w:rPr>
-        <w:t xml:space="preserve">MPI (Message </w:t>
-      </w:r>
-      <w:proofErr w:type="spellStart"/>
-      <w:r>
-        <w:rPr>
-          <w:rFonts w:ascii="Times New Roman" w:hAnsi="Times New Roman" w:cs="Times New Roman"/>
-          <w:b/>
-          <w:sz w:val="28"/>
-          <w:szCs w:val="28"/>
-        </w:rPr>
-        <w:t>Passing</w:t>
-      </w:r>
-      <w:proofErr w:type="spellEnd"/>
-      <w:r>
-        <w:rPr>
-          <w:rFonts w:ascii="Times New Roman" w:hAnsi="Times New Roman" w:cs="Times New Roman"/>
-          <w:b/>
-          <w:sz w:val="28"/>
-          <w:szCs w:val="28"/>
-        </w:rPr>
-        <w:t xml:space="preserve"> Interface): э</w:t>
-      </w:r>
-      <w:r>
-        <w:rPr>
-          <w:rFonts w:ascii="Times New Roman" w:hAnsi="Times New Roman" w:cs="Times New Roman"/>
-          <w:sz w:val="28"/>
-          <w:szCs w:val="28"/>
-        </w:rPr>
-        <w:t xml:space="preserve">то стандарт для параллельного программирования, ориентированный на распределенные системы. Он предоставляет интерфейс для передачи сообщений между процессами, что позволяет эффективно использовать вычислительные ресурсы в многопроцессорных системах. В отличие от </w:t>
-      </w:r>
-      <w:proofErr w:type="spellStart"/>
-      <w:r>
-        <w:rPr>
-          <w:rFonts w:ascii="Times New Roman" w:hAnsi="Times New Roman" w:cs="Times New Roman"/>
-          <w:sz w:val="28"/>
-          <w:szCs w:val="28"/>
-        </w:rPr>
-        <w:t>OpenMP</w:t>
-      </w:r>
-      <w:proofErr w:type="spellEnd"/>
-      <w:r>
-        <w:rPr>
-          <w:rFonts w:ascii="Times New Roman" w:hAnsi="Times New Roman" w:cs="Times New Roman"/>
-          <w:sz w:val="28"/>
-          <w:szCs w:val="28"/>
-        </w:rPr>
-        <w:t>, который работает с потоками внутри одного узла, MPI предназначен для работы с процессами, которые могут выполняться на разных физических узлах.</w:t>
+        <w:t>MPI (Message Passing Interface): э</w:t>
+      </w:r>
+      <w:r>
+        <w:rPr>
+          <w:rFonts w:ascii="Times New Roman" w:hAnsi="Times New Roman" w:cs="Times New Roman"/>
+          <w:sz w:val="28"/>
+          <w:szCs w:val="28"/>
+        </w:rPr>
+        <w:t>то стандарт для параллельного программирования, ориентированный на распределенные системы. Он предоставляет интерфейс для передачи сообщений между процессами, что позволяет эффективно использовать вычислительные ресурсы в многопроцессорных системах. В отличие от OpenMP, который работает с потоками внутри одного узла, MPI предназначен для работы с процессами, которые могут выполняться на разных физических узлах.</w:t>
       </w:r>
     </w:p>
     <w:p>
@@ -1399,51 +1283,7 @@
           <w:szCs w:val="28"/>
           <w14:ligatures w14:val="none"/>
         </w:rPr>
-        <w:t xml:space="preserve"> MPI использует модель передачи сообщений для обмена данными между процессами. Это означает, что процессы явно отправляют («</w:t>
-      </w:r>
-      <w:proofErr w:type="spellStart"/>
-      <w:r>
-        <w:rPr>
-          <w:rFonts w:ascii="Times New Roman" w:eastAsia="Calibri" w:hAnsi="Times New Roman" w:cs="Times New Roman"/>
-          <w:kern w:val="0"/>
-          <w:sz w:val="28"/>
-          <w:szCs w:val="28"/>
-          <w14:ligatures w14:val="none"/>
-        </w:rPr>
-        <w:t>MPI_Send</w:t>
-      </w:r>
-      <w:proofErr w:type="spellEnd"/>
-      <w:r>
-        <w:rPr>
-          <w:rFonts w:ascii="Times New Roman" w:eastAsia="Calibri" w:hAnsi="Times New Roman" w:cs="Times New Roman"/>
-          <w:kern w:val="0"/>
-          <w:sz w:val="28"/>
-          <w:szCs w:val="28"/>
-          <w14:ligatures w14:val="none"/>
-        </w:rPr>
-        <w:t>») и получают («</w:t>
-      </w:r>
-      <w:proofErr w:type="spellStart"/>
-      <w:r>
-        <w:rPr>
-          <w:rFonts w:ascii="Times New Roman" w:eastAsia="Calibri" w:hAnsi="Times New Roman" w:cs="Times New Roman"/>
-          <w:kern w:val="0"/>
-          <w:sz w:val="28"/>
-          <w:szCs w:val="28"/>
-          <w14:ligatures w14:val="none"/>
-        </w:rPr>
-        <w:t>MPI_Recv</w:t>
-      </w:r>
-      <w:proofErr w:type="spellEnd"/>
-      <w:r>
-        <w:rPr>
-          <w:rFonts w:ascii="Times New Roman" w:eastAsia="Calibri" w:hAnsi="Times New Roman" w:cs="Times New Roman"/>
-          <w:kern w:val="0"/>
-          <w:sz w:val="28"/>
-          <w:szCs w:val="28"/>
-          <w14:ligatures w14:val="none"/>
-        </w:rPr>
-        <w:t>») данные друг от друга.</w:t>
+        <w:t xml:space="preserve"> MPI использует модель передачи сообщений для обмена данными между процессами. Это означает, что процессы явно отправляют («MPI_Send») и получают («MPI_Recv») данные друг от друга.</w:t>
       </w:r>
     </w:p>
     <w:p>
@@ -1674,59 +1514,7 @@
           <w:szCs w:val="28"/>
           <w14:ligatures w14:val="none"/>
         </w:rPr>
-        <w:t>«</w:t>
-      </w:r>
-      <w:proofErr w:type="spellStart"/>
-      <w:r>
-        <w:rPr>
-          <w:rFonts w:ascii="Times New Roman" w:eastAsia="Calibri" w:hAnsi="Times New Roman" w:cs="Times New Roman"/>
-          <w:b/>
-          <w:bCs/>
-          <w:kern w:val="0"/>
-          <w:sz w:val="28"/>
-          <w:szCs w:val="28"/>
-          <w14:ligatures w14:val="none"/>
-        </w:rPr>
-        <w:t>MPI_Init</w:t>
-      </w:r>
-      <w:proofErr w:type="spellEnd"/>
-      <w:r>
-        <w:rPr>
-          <w:rFonts w:ascii="Times New Roman" w:eastAsia="Calibri" w:hAnsi="Times New Roman" w:cs="Times New Roman"/>
-          <w:b/>
-          <w:bCs/>
-          <w:kern w:val="0"/>
-          <w:sz w:val="28"/>
-          <w:szCs w:val="28"/>
-          <w14:ligatures w14:val="none"/>
-        </w:rPr>
-        <w:t>» и «</w:t>
-      </w:r>
-      <w:proofErr w:type="spellStart"/>
-      <w:r>
-        <w:rPr>
-          <w:rFonts w:ascii="Times New Roman" w:eastAsia="Calibri" w:hAnsi="Times New Roman" w:cs="Times New Roman"/>
-          <w:b/>
-          <w:bCs/>
-          <w:kern w:val="0"/>
-          <w:sz w:val="28"/>
-          <w:szCs w:val="28"/>
-          <w14:ligatures w14:val="none"/>
-        </w:rPr>
-        <w:t>MPI_Finalize</w:t>
-      </w:r>
-      <w:proofErr w:type="spellEnd"/>
-      <w:r>
-        <w:rPr>
-          <w:rFonts w:ascii="Times New Roman" w:eastAsia="Calibri" w:hAnsi="Times New Roman" w:cs="Times New Roman"/>
-          <w:b/>
-          <w:bCs/>
-          <w:kern w:val="0"/>
-          <w:sz w:val="28"/>
-          <w:szCs w:val="28"/>
-          <w14:ligatures w14:val="none"/>
-        </w:rPr>
-        <w:t xml:space="preserve">»: </w:t>
+        <w:t xml:space="preserve">«MPI_Init» и «MPI_Finalize»: </w:t>
       </w:r>
       <w:r>
         <w:rPr>
@@ -1768,59 +1556,7 @@
           <w:szCs w:val="28"/>
           <w14:ligatures w14:val="none"/>
         </w:rPr>
-        <w:t>«</w:t>
-      </w:r>
-      <w:proofErr w:type="spellStart"/>
-      <w:r>
-        <w:rPr>
-          <w:rFonts w:ascii="Times New Roman" w:eastAsia="Calibri" w:hAnsi="Times New Roman" w:cs="Times New Roman"/>
-          <w:b/>
-          <w:bCs/>
-          <w:kern w:val="0"/>
-          <w:sz w:val="28"/>
-          <w:szCs w:val="28"/>
-          <w14:ligatures w14:val="none"/>
-        </w:rPr>
-        <w:t>MPI_Comm_rank</w:t>
-      </w:r>
-      <w:proofErr w:type="spellEnd"/>
-      <w:r>
-        <w:rPr>
-          <w:rFonts w:ascii="Times New Roman" w:eastAsia="Calibri" w:hAnsi="Times New Roman" w:cs="Times New Roman"/>
-          <w:b/>
-          <w:bCs/>
-          <w:kern w:val="0"/>
-          <w:sz w:val="28"/>
-          <w:szCs w:val="28"/>
-          <w14:ligatures w14:val="none"/>
-        </w:rPr>
-        <w:t>» и «</w:t>
-      </w:r>
-      <w:proofErr w:type="spellStart"/>
-      <w:r>
-        <w:rPr>
-          <w:rFonts w:ascii="Times New Roman" w:eastAsia="Calibri" w:hAnsi="Times New Roman" w:cs="Times New Roman"/>
-          <w:b/>
-          <w:bCs/>
-          <w:kern w:val="0"/>
-          <w:sz w:val="28"/>
-          <w:szCs w:val="28"/>
-          <w14:ligatures w14:val="none"/>
-        </w:rPr>
-        <w:t>MPI_Comm_size</w:t>
-      </w:r>
-      <w:proofErr w:type="spellEnd"/>
-      <w:r>
-        <w:rPr>
-          <w:rFonts w:ascii="Times New Roman" w:eastAsia="Calibri" w:hAnsi="Times New Roman" w:cs="Times New Roman"/>
-          <w:b/>
-          <w:bCs/>
-          <w:kern w:val="0"/>
-          <w:sz w:val="28"/>
-          <w:szCs w:val="28"/>
-          <w14:ligatures w14:val="none"/>
-        </w:rPr>
-        <w:t xml:space="preserve">»: </w:t>
+        <w:t xml:space="preserve">«MPI_Comm_rank» и «MPI_Comm_size»: </w:t>
       </w:r>
       <w:r>
         <w:rPr>
@@ -1863,59 +1599,7 @@
           <w14:ligatures w14:val="none"/>
         </w:rPr>
         <w:lastRenderedPageBreak/>
-        <w:t>«</w:t>
-      </w:r>
-      <w:proofErr w:type="spellStart"/>
-      <w:r>
-        <w:rPr>
-          <w:rFonts w:ascii="Times New Roman" w:eastAsia="Calibri" w:hAnsi="Times New Roman" w:cs="Times New Roman"/>
-          <w:b/>
-          <w:bCs/>
-          <w:kern w:val="0"/>
-          <w:sz w:val="28"/>
-          <w:szCs w:val="28"/>
-          <w14:ligatures w14:val="none"/>
-        </w:rPr>
-        <w:t>MPI_Send</w:t>
-      </w:r>
-      <w:proofErr w:type="spellEnd"/>
-      <w:r>
-        <w:rPr>
-          <w:rFonts w:ascii="Times New Roman" w:eastAsia="Calibri" w:hAnsi="Times New Roman" w:cs="Times New Roman"/>
-          <w:b/>
-          <w:bCs/>
-          <w:kern w:val="0"/>
-          <w:sz w:val="28"/>
-          <w:szCs w:val="28"/>
-          <w14:ligatures w14:val="none"/>
-        </w:rPr>
-        <w:t>» и «</w:t>
-      </w:r>
-      <w:proofErr w:type="spellStart"/>
-      <w:r>
-        <w:rPr>
-          <w:rFonts w:ascii="Times New Roman" w:eastAsia="Calibri" w:hAnsi="Times New Roman" w:cs="Times New Roman"/>
-          <w:b/>
-          <w:bCs/>
-          <w:kern w:val="0"/>
-          <w:sz w:val="28"/>
-          <w:szCs w:val="28"/>
-          <w14:ligatures w14:val="none"/>
-        </w:rPr>
-        <w:t>MPI_Recv</w:t>
-      </w:r>
-      <w:proofErr w:type="spellEnd"/>
-      <w:r>
-        <w:rPr>
-          <w:rFonts w:ascii="Times New Roman" w:eastAsia="Calibri" w:hAnsi="Times New Roman" w:cs="Times New Roman"/>
-          <w:b/>
-          <w:bCs/>
-          <w:kern w:val="0"/>
-          <w:sz w:val="28"/>
-          <w:szCs w:val="28"/>
-          <w14:ligatures w14:val="none"/>
-        </w:rPr>
-        <w:t xml:space="preserve">»: </w:t>
+        <w:t xml:space="preserve">«MPI_Send» и «MPI_Recv»: </w:t>
       </w:r>
       <w:r>
         <w:rPr>
@@ -1980,59 +1664,7 @@
           <w:szCs w:val="28"/>
           <w14:ligatures w14:val="none"/>
         </w:rPr>
-        <w:t>Схема «сдвиг по кольцу» (</w:t>
-      </w:r>
-      <w:proofErr w:type="spellStart"/>
-      <w:r>
-        <w:rPr>
-          <w:rFonts w:ascii="Times New Roman" w:eastAsia="Calibri" w:hAnsi="Times New Roman" w:cs="Times New Roman"/>
-          <w:b/>
-          <w:bCs/>
-          <w:kern w:val="0"/>
-          <w:sz w:val="28"/>
-          <w:szCs w:val="28"/>
-          <w14:ligatures w14:val="none"/>
-        </w:rPr>
-        <w:t>ring</w:t>
-      </w:r>
-      <w:proofErr w:type="spellEnd"/>
-      <w:r>
-        <w:rPr>
-          <w:rFonts w:ascii="Times New Roman" w:eastAsia="Calibri" w:hAnsi="Times New Roman" w:cs="Times New Roman"/>
-          <w:b/>
-          <w:bCs/>
-          <w:kern w:val="0"/>
-          <w:sz w:val="28"/>
-          <w:szCs w:val="28"/>
-          <w14:ligatures w14:val="none"/>
-        </w:rPr>
-        <w:t xml:space="preserve"> </w:t>
-      </w:r>
-      <w:proofErr w:type="spellStart"/>
-      <w:r>
-        <w:rPr>
-          <w:rFonts w:ascii="Times New Roman" w:eastAsia="Calibri" w:hAnsi="Times New Roman" w:cs="Times New Roman"/>
-          <w:b/>
-          <w:bCs/>
-          <w:kern w:val="0"/>
-          <w:sz w:val="28"/>
-          <w:szCs w:val="28"/>
-          <w14:ligatures w14:val="none"/>
-        </w:rPr>
-        <w:t>shift</w:t>
-      </w:r>
-      <w:proofErr w:type="spellEnd"/>
-      <w:r>
-        <w:rPr>
-          <w:rFonts w:ascii="Times New Roman" w:eastAsia="Calibri" w:hAnsi="Times New Roman" w:cs="Times New Roman"/>
-          <w:b/>
-          <w:bCs/>
-          <w:kern w:val="0"/>
-          <w:sz w:val="28"/>
-          <w:szCs w:val="28"/>
-          <w14:ligatures w14:val="none"/>
-        </w:rPr>
-        <w:t xml:space="preserve">) </w:t>
+        <w:t xml:space="preserve">Схема «сдвиг по кольцу» (ring shift) </w:t>
       </w:r>
       <w:r>
         <w:rPr>
@@ -2559,6 +2191,7 @@
       <w:r>
         <w:rPr>
           <w:rFonts w:ascii="Times New Roman" w:hAnsi="Times New Roman" w:cs="Times New Roman"/>
+          <w:noProof/>
           <w:sz w:val="28"/>
           <w:szCs w:val="28"/>
         </w:rPr>
@@ -2624,25 +2257,7 @@
           <w:kern w:val="0"/>
           <w14:ligatures w14:val="none"/>
         </w:rPr>
-        <w:t xml:space="preserve">[1]: передача к 1   </w:t>
-      </w:r>
-      <w:proofErr w:type="gramStart"/>
-      <w:r>
-        <w:rPr>
-          <w:rFonts w:ascii="Times New Roman" w:eastAsia="Liberation Serif" w:hAnsi="Times New Roman" w:cs="Times New Roman"/>
-          <w:kern w:val="0"/>
-          <w14:ligatures w14:val="none"/>
-        </w:rPr>
-        <w:t xml:space="preserve">   [</w:t>
-      </w:r>
-      <w:proofErr w:type="gramEnd"/>
-      <w:r>
-        <w:rPr>
-          <w:rFonts w:ascii="Times New Roman" w:eastAsia="Liberation Serif" w:hAnsi="Times New Roman" w:cs="Times New Roman"/>
-          <w:kern w:val="0"/>
-          <w14:ligatures w14:val="none"/>
-        </w:rPr>
-        <w:t>1]: прием от 0      [2]: прием от 1</w:t>
+        <w:t>[1]: передача к 1      [1]: прием от 0      [2]: прием от 1</w:t>
       </w:r>
       <w:r>
         <w:rPr>
@@ -2752,25 +2367,7 @@
           <w:kern w:val="0"/>
           <w14:ligatures w14:val="none"/>
         </w:rPr>
-        <w:t>-1</w:t>
-      </w:r>
-      <w:proofErr w:type="gramStart"/>
-      <w:r>
-        <w:rPr>
-          <w:rFonts w:ascii="Times New Roman" w:eastAsia="Liberation Serif" w:hAnsi="Times New Roman" w:cs="Times New Roman"/>
-          <w:kern w:val="0"/>
-          <w14:ligatures w14:val="none"/>
-        </w:rPr>
-        <w:t xml:space="preserve">   [</w:t>
-      </w:r>
-      <w:proofErr w:type="gramEnd"/>
-      <w:r>
-        <w:rPr>
-          <w:rFonts w:ascii="Times New Roman" w:eastAsia="Liberation Serif" w:hAnsi="Times New Roman" w:cs="Times New Roman"/>
-          <w:kern w:val="0"/>
-          <w14:ligatures w14:val="none"/>
-        </w:rPr>
-        <w:t>2]: передача к 2    [3]: передача к 3</w:t>
+        <w:t>-1   [2]: передача к 2    [3]: передача к 3</w:t>
       </w:r>
       <w:r>
         <w:rPr>
@@ -3253,29 +2850,7 @@
           <w:szCs w:val="28"/>
           <w14:ligatures w14:val="none"/>
         </w:rPr>
-        <w:t>«[&lt;</w:t>
-      </w:r>
-      <w:proofErr w:type="spellStart"/>
-      <w:r>
-        <w:rPr>
-          <w:rFonts w:ascii="Times New Roman" w:eastAsia="Liberation Serif" w:hAnsi="Times New Roman" w:cs="Times New Roman"/>
-          <w:kern w:val="0"/>
-          <w:sz w:val="28"/>
-          <w:szCs w:val="28"/>
-          <w14:ligatures w14:val="none"/>
-        </w:rPr>
-        <w:t>номер_процесса</w:t>
-      </w:r>
-      <w:proofErr w:type="spellEnd"/>
-      <w:r>
-        <w:rPr>
-          <w:rFonts w:ascii="Times New Roman" w:eastAsia="Liberation Serif" w:hAnsi="Times New Roman" w:cs="Times New Roman"/>
-          <w:kern w:val="0"/>
-          <w:sz w:val="28"/>
-          <w:szCs w:val="28"/>
-          <w14:ligatures w14:val="none"/>
-        </w:rPr>
-        <w:t>&gt;]:</w:t>
+        <w:t>«[&lt;номер_процесса&gt;]:</w:t>
       </w:r>
       <w:r>
         <w:rPr>
@@ -3288,7 +2863,6 @@
         </w:rPr>
         <w:t xml:space="preserve"> </w:t>
       </w:r>
-      <w:proofErr w:type="spellStart"/>
       <w:r>
         <w:rPr>
           <w:rFonts w:ascii="Times New Roman" w:eastAsia="Liberation Serif" w:hAnsi="Times New Roman" w:cs="Times New Roman"/>
@@ -3299,7 +2873,6 @@
         </w:rPr>
         <w:t>receive</w:t>
       </w:r>
-      <w:proofErr w:type="spellEnd"/>
       <w:r>
         <w:rPr>
           <w:rFonts w:ascii="Times New Roman" w:eastAsia="Liberation Serif" w:hAnsi="Times New Roman" w:cs="Times New Roman"/>
@@ -3311,7 +2884,6 @@
         </w:rPr>
         <w:t xml:space="preserve"> </w:t>
       </w:r>
-      <w:proofErr w:type="spellStart"/>
       <w:r>
         <w:rPr>
           <w:rFonts w:ascii="Times New Roman" w:eastAsia="Liberation Serif" w:hAnsi="Times New Roman" w:cs="Times New Roman"/>
@@ -3320,18 +2892,7 @@
           <w:szCs w:val="28"/>
           <w14:ligatures w14:val="none"/>
         </w:rPr>
-        <w:t>message</w:t>
-      </w:r>
-      <w:proofErr w:type="spellEnd"/>
-      <w:r>
-        <w:rPr>
-          <w:rFonts w:ascii="Times New Roman" w:eastAsia="Liberation Serif" w:hAnsi="Times New Roman" w:cs="Times New Roman"/>
-          <w:kern w:val="0"/>
-          <w:sz w:val="28"/>
-          <w:szCs w:val="28"/>
-          <w14:ligatures w14:val="none"/>
-        </w:rPr>
-        <w:t xml:space="preserve"> </w:t>
+        <w:t xml:space="preserve">message </w:t>
       </w:r>
       <w:r>
         <w:rPr>
@@ -3603,7 +3164,6 @@
                 <w:szCs w:val="28"/>
               </w:rPr>
             </w:pPr>
-            <w:proofErr w:type="spellStart"/>
             <w:r>
               <w:rPr>
                 <w:rFonts w:ascii="Times New Roman" w:eastAsia="Courier New" w:hAnsi="Times New Roman" w:cs="Times New Roman"/>
@@ -3613,7 +3173,6 @@
               </w:rPr>
               <w:t>Входные</w:t>
             </w:r>
-            <w:proofErr w:type="spellEnd"/>
             <w:r>
               <w:rPr>
                 <w:rFonts w:ascii="Times New Roman" w:eastAsia="Courier New" w:hAnsi="Times New Roman" w:cs="Times New Roman"/>
@@ -3624,7 +3183,6 @@
               </w:rPr>
               <w:t xml:space="preserve"> </w:t>
             </w:r>
-            <w:proofErr w:type="spellStart"/>
             <w:r>
               <w:rPr>
                 <w:rFonts w:ascii="Times New Roman" w:eastAsia="Courier New" w:hAnsi="Times New Roman" w:cs="Times New Roman"/>
@@ -3635,7 +3193,6 @@
               </w:rPr>
               <w:t>данные</w:t>
             </w:r>
-            <w:proofErr w:type="spellEnd"/>
           </w:p>
         </w:tc>
         <w:tc>
@@ -3653,7 +3210,6 @@
                 <w:szCs w:val="28"/>
               </w:rPr>
             </w:pPr>
-            <w:proofErr w:type="spellStart"/>
             <w:r>
               <w:rPr>
                 <w:rFonts w:ascii="Times New Roman" w:eastAsia="Courier New" w:hAnsi="Times New Roman" w:cs="Times New Roman"/>
@@ -3663,7 +3219,6 @@
               </w:rPr>
               <w:t>Выходные</w:t>
             </w:r>
-            <w:proofErr w:type="spellEnd"/>
             <w:r>
               <w:rPr>
                 <w:rFonts w:ascii="Times New Roman" w:eastAsia="Courier New" w:hAnsi="Times New Roman" w:cs="Times New Roman"/>
@@ -3674,7 +3229,6 @@
               </w:rPr>
               <w:t xml:space="preserve"> </w:t>
             </w:r>
-            <w:proofErr w:type="spellStart"/>
             <w:r>
               <w:rPr>
                 <w:rFonts w:ascii="Times New Roman" w:eastAsia="Courier New" w:hAnsi="Times New Roman" w:cs="Times New Roman"/>
@@ -3685,7 +3239,6 @@
               </w:rPr>
               <w:t>данные</w:t>
             </w:r>
-            <w:proofErr w:type="spellEnd"/>
           </w:p>
         </w:tc>
       </w:tr>
@@ -4129,25 +3682,7 @@
           <w:sz w:val="28"/>
           <w:szCs w:val="28"/>
         </w:rPr>
-        <w:t xml:space="preserve">Все процессы вызывают </w:t>
-      </w:r>
-      <w:proofErr w:type="spellStart"/>
-      <w:r>
-        <w:rPr>
-          <w:rFonts w:ascii="Times New Roman" w:hAnsi="Times New Roman" w:cs="Times New Roman"/>
-          <w:sz w:val="28"/>
-          <w:szCs w:val="28"/>
-        </w:rPr>
-        <w:t>MPI_Init</w:t>
-      </w:r>
-      <w:proofErr w:type="spellEnd"/>
-      <w:r>
-        <w:rPr>
-          <w:rFonts w:ascii="Times New Roman" w:hAnsi="Times New Roman" w:cs="Times New Roman"/>
-          <w:sz w:val="28"/>
-          <w:szCs w:val="28"/>
-        </w:rPr>
-        <w:t>.</w:t>
+        <w:t>Все процессы вызывают MPI_Init.</w:t>
       </w:r>
     </w:p>
     <w:p>
@@ -4193,23 +3728,13 @@
           <w:szCs w:val="28"/>
         </w:rPr>
       </w:pPr>
-      <w:proofErr w:type="spellStart"/>
-      <w:r>
-        <w:rPr>
-          <w:rFonts w:ascii="Times New Roman" w:hAnsi="Times New Roman" w:cs="Times New Roman"/>
-          <w:sz w:val="28"/>
-          <w:szCs w:val="28"/>
-        </w:rPr>
-        <w:t>rank</w:t>
-      </w:r>
-      <w:proofErr w:type="spellEnd"/>
-      <w:r>
-        <w:rPr>
-          <w:rFonts w:ascii="Times New Roman" w:hAnsi="Times New Roman" w:cs="Times New Roman"/>
-          <w:sz w:val="28"/>
-          <w:szCs w:val="28"/>
-        </w:rPr>
-        <w:t xml:space="preserve"> </w:t>
+      <w:r>
+        <w:rPr>
+          <w:rFonts w:ascii="Times New Roman" w:hAnsi="Times New Roman" w:cs="Times New Roman"/>
+          <w:sz w:val="28"/>
+          <w:szCs w:val="28"/>
+        </w:rPr>
+        <w:t xml:space="preserve">rank </w:t>
       </w:r>
       <w:r>
         <w:rPr>
@@ -4244,23 +3769,13 @@
           <w:szCs w:val="28"/>
         </w:rPr>
       </w:pPr>
-      <w:proofErr w:type="spellStart"/>
-      <w:r>
-        <w:rPr>
-          <w:rFonts w:ascii="Times New Roman" w:hAnsi="Times New Roman" w:cs="Times New Roman"/>
-          <w:sz w:val="28"/>
-          <w:szCs w:val="28"/>
-        </w:rPr>
-        <w:t>size</w:t>
-      </w:r>
-      <w:proofErr w:type="spellEnd"/>
-      <w:r>
-        <w:rPr>
-          <w:rFonts w:ascii="Times New Roman" w:hAnsi="Times New Roman" w:cs="Times New Roman"/>
-          <w:sz w:val="28"/>
-          <w:szCs w:val="28"/>
-        </w:rPr>
-        <w:t xml:space="preserve"> </w:t>
+      <w:r>
+        <w:rPr>
+          <w:rFonts w:ascii="Times New Roman" w:hAnsi="Times New Roman" w:cs="Times New Roman"/>
+          <w:sz w:val="28"/>
+          <w:szCs w:val="28"/>
+        </w:rPr>
+        <w:t xml:space="preserve">size </w:t>
       </w:r>
       <w:r>
         <w:rPr>
@@ -4434,69 +3949,22 @@
           <w:szCs w:val="28"/>
         </w:rPr>
       </w:pPr>
-      <w:proofErr w:type="spellStart"/>
-      <w:r>
-        <w:rPr>
-          <w:rFonts w:ascii="Times New Roman" w:hAnsi="Times New Roman" w:cs="Times New Roman"/>
-          <w:sz w:val="28"/>
-          <w:szCs w:val="28"/>
-          <w:lang w:val="en-US"/>
-        </w:rPr>
-        <w:t>dest</w:t>
-      </w:r>
-      <w:proofErr w:type="spellEnd"/>
-      <w:r>
-        <w:rPr>
-          <w:rFonts w:ascii="Times New Roman" w:hAnsi="Times New Roman" w:cs="Times New Roman"/>
-          <w:sz w:val="28"/>
-          <w:szCs w:val="28"/>
-          <w:lang w:val="en-US"/>
-        </w:rPr>
-        <w:t xml:space="preserve"> </w:t>
-      </w:r>
-      <w:r>
-        <w:rPr>
-          <w:rFonts w:ascii="Times New Roman" w:hAnsi="Times New Roman" w:cs="Times New Roman"/>
-          <w:sz w:val="28"/>
-          <w:szCs w:val="28"/>
-        </w:rPr>
-        <w:t>= (</w:t>
-      </w:r>
-      <w:proofErr w:type="spellStart"/>
-      <w:r>
-        <w:rPr>
-          <w:rFonts w:ascii="Times New Roman" w:hAnsi="Times New Roman" w:cs="Times New Roman"/>
-          <w:sz w:val="28"/>
-          <w:szCs w:val="28"/>
-        </w:rPr>
-        <w:t>rank</w:t>
-      </w:r>
-      <w:proofErr w:type="spellEnd"/>
-      <w:r>
-        <w:rPr>
-          <w:rFonts w:ascii="Times New Roman" w:hAnsi="Times New Roman" w:cs="Times New Roman"/>
-          <w:sz w:val="28"/>
-          <w:szCs w:val="28"/>
-        </w:rPr>
-        <w:t xml:space="preserve"> + 1) % </w:t>
-      </w:r>
-      <w:proofErr w:type="spellStart"/>
-      <w:r>
-        <w:rPr>
-          <w:rFonts w:ascii="Times New Roman" w:hAnsi="Times New Roman" w:cs="Times New Roman"/>
-          <w:sz w:val="28"/>
-          <w:szCs w:val="28"/>
-        </w:rPr>
-        <w:t>size</w:t>
-      </w:r>
-      <w:proofErr w:type="spellEnd"/>
-      <w:r>
-        <w:rPr>
-          <w:rFonts w:ascii="Times New Roman" w:hAnsi="Times New Roman" w:cs="Times New Roman"/>
-          <w:sz w:val="28"/>
-          <w:szCs w:val="28"/>
-        </w:rPr>
-        <w:t xml:space="preserve"> — кому отправляем;</w:t>
+      <w:r>
+        <w:rPr>
+          <w:rFonts w:ascii="Times New Roman" w:hAnsi="Times New Roman" w:cs="Times New Roman"/>
+          <w:sz w:val="28"/>
+          <w:szCs w:val="28"/>
+          <w:lang w:val="en-US"/>
+        </w:rPr>
+        <w:t xml:space="preserve">dest </w:t>
+      </w:r>
+      <w:r>
+        <w:rPr>
+          <w:rFonts w:ascii="Times New Roman" w:hAnsi="Times New Roman" w:cs="Times New Roman"/>
+          <w:sz w:val="28"/>
+          <w:szCs w:val="28"/>
+        </w:rPr>
+        <w:t>= (rank + 1) % size — кому отправляем;</w:t>
       </w:r>
     </w:p>
     <w:p>
@@ -4529,25 +3997,7 @@
           <w:sz w:val="28"/>
           <w:szCs w:val="28"/>
         </w:rPr>
-        <w:t xml:space="preserve"> = (</w:t>
-      </w:r>
-      <w:proofErr w:type="spellStart"/>
-      <w:r>
-        <w:rPr>
-          <w:rFonts w:ascii="Times New Roman" w:hAnsi="Times New Roman" w:cs="Times New Roman"/>
-          <w:sz w:val="28"/>
-          <w:szCs w:val="28"/>
-        </w:rPr>
-        <w:t>rank</w:t>
-      </w:r>
-      <w:proofErr w:type="spellEnd"/>
-      <w:r>
-        <w:rPr>
-          <w:rFonts w:ascii="Times New Roman" w:hAnsi="Times New Roman" w:cs="Times New Roman"/>
-          <w:sz w:val="28"/>
-          <w:szCs w:val="28"/>
-        </w:rPr>
-        <w:t xml:space="preserve"> </w:t>
+        <w:t xml:space="preserve"> = (rank </w:t>
       </w:r>
       <w:r>
         <w:rPr>
@@ -4563,43 +4013,7 @@
           <w:sz w:val="28"/>
           <w:szCs w:val="28"/>
         </w:rPr>
-        <w:t xml:space="preserve"> 1 + </w:t>
-      </w:r>
-      <w:proofErr w:type="spellStart"/>
-      <w:r>
-        <w:rPr>
-          <w:rFonts w:ascii="Times New Roman" w:hAnsi="Times New Roman" w:cs="Times New Roman"/>
-          <w:sz w:val="28"/>
-          <w:szCs w:val="28"/>
-        </w:rPr>
-        <w:t>size</w:t>
-      </w:r>
-      <w:proofErr w:type="spellEnd"/>
-      <w:r>
-        <w:rPr>
-          <w:rFonts w:ascii="Times New Roman" w:hAnsi="Times New Roman" w:cs="Times New Roman"/>
-          <w:sz w:val="28"/>
-          <w:szCs w:val="28"/>
-        </w:rPr>
-        <w:t xml:space="preserve">) % </w:t>
-      </w:r>
-      <w:proofErr w:type="spellStart"/>
-      <w:r>
-        <w:rPr>
-          <w:rFonts w:ascii="Times New Roman" w:hAnsi="Times New Roman" w:cs="Times New Roman"/>
-          <w:sz w:val="28"/>
-          <w:szCs w:val="28"/>
-        </w:rPr>
-        <w:t>size</w:t>
-      </w:r>
-      <w:proofErr w:type="spellEnd"/>
-      <w:r>
-        <w:rPr>
-          <w:rFonts w:ascii="Times New Roman" w:hAnsi="Times New Roman" w:cs="Times New Roman"/>
-          <w:sz w:val="28"/>
-          <w:szCs w:val="28"/>
-        </w:rPr>
-        <w:t xml:space="preserve"> — от кого принимаем.</w:t>
+        <w:t xml:space="preserve"> 1 + size) % size — от кого принимаем.</w:t>
       </w:r>
     </w:p>
     <w:p>
@@ -4693,7 +4107,6 @@
           <w:rFonts w:ascii="Times New Roman" w:hAnsi="Times New Roman" w:cs="Times New Roman"/>
           <w:sz w:val="28"/>
           <w:szCs w:val="28"/>
-          <w:lang w:val="en-US"/>
         </w:rPr>
         <w:t xml:space="preserve">– </w:t>
       </w:r>
@@ -4754,7 +4167,6 @@
         </w:rPr>
         <w:t xml:space="preserve"> </w:t>
       </w:r>
-      <w:proofErr w:type="spellStart"/>
       <w:r>
         <w:rPr>
           <w:rFonts w:ascii="Times New Roman" w:hAnsi="Times New Roman" w:cs="Times New Roman"/>
@@ -4764,7 +4176,6 @@
         </w:rPr>
         <w:t>dest</w:t>
       </w:r>
-      <w:proofErr w:type="spellEnd"/>
       <w:r>
         <w:rPr>
           <w:rFonts w:ascii="Times New Roman" w:hAnsi="Times New Roman" w:cs="Times New Roman"/>
@@ -4822,23 +4233,13 @@
         </w:rPr>
         <w:t>R</w:t>
       </w:r>
-      <w:proofErr w:type="spellStart"/>
-      <w:r>
-        <w:rPr>
-          <w:rFonts w:ascii="Times New Roman" w:hAnsi="Times New Roman" w:cs="Times New Roman"/>
-          <w:sz w:val="28"/>
-          <w:szCs w:val="28"/>
-        </w:rPr>
-        <w:t>ecv</w:t>
-      </w:r>
-      <w:proofErr w:type="spellEnd"/>
-      <w:r>
-        <w:rPr>
-          <w:rFonts w:ascii="Times New Roman" w:hAnsi="Times New Roman" w:cs="Times New Roman"/>
-          <w:sz w:val="28"/>
-          <w:szCs w:val="28"/>
-        </w:rPr>
-        <w:t xml:space="preserve"> </w:t>
+      <w:r>
+        <w:rPr>
+          <w:rFonts w:ascii="Times New Roman" w:hAnsi="Times New Roman" w:cs="Times New Roman"/>
+          <w:sz w:val="28"/>
+          <w:szCs w:val="28"/>
+        </w:rPr>
+        <w:t xml:space="preserve">ecv </w:t>
       </w:r>
       <w:r>
         <w:rPr>
@@ -4964,79 +4365,7 @@
           <w:sz w:val="28"/>
           <w:szCs w:val="28"/>
         </w:rPr>
-        <w:t>[</w:t>
-      </w:r>
-      <w:proofErr w:type="spellStart"/>
-      <w:r>
-        <w:rPr>
-          <w:rFonts w:ascii="Times New Roman" w:hAnsi="Times New Roman" w:cs="Times New Roman"/>
-          <w:sz w:val="28"/>
-          <w:szCs w:val="28"/>
-        </w:rPr>
-        <w:t>rank</w:t>
-      </w:r>
-      <w:proofErr w:type="spellEnd"/>
-      <w:r>
-        <w:rPr>
-          <w:rFonts w:ascii="Times New Roman" w:hAnsi="Times New Roman" w:cs="Times New Roman"/>
-          <w:sz w:val="28"/>
-          <w:szCs w:val="28"/>
-        </w:rPr>
-        <w:t xml:space="preserve">]: </w:t>
-      </w:r>
-      <w:proofErr w:type="spellStart"/>
-      <w:r>
-        <w:rPr>
-          <w:rFonts w:ascii="Times New Roman" w:hAnsi="Times New Roman" w:cs="Times New Roman"/>
-          <w:sz w:val="28"/>
-          <w:szCs w:val="28"/>
-        </w:rPr>
-        <w:t>receive</w:t>
-      </w:r>
-      <w:proofErr w:type="spellEnd"/>
-      <w:r>
-        <w:rPr>
-          <w:rFonts w:ascii="Times New Roman" w:hAnsi="Times New Roman" w:cs="Times New Roman"/>
-          <w:sz w:val="28"/>
-          <w:szCs w:val="28"/>
-        </w:rPr>
-        <w:t xml:space="preserve"> </w:t>
-      </w:r>
-      <w:proofErr w:type="spellStart"/>
-      <w:r>
-        <w:rPr>
-          <w:rFonts w:ascii="Times New Roman" w:hAnsi="Times New Roman" w:cs="Times New Roman"/>
-          <w:sz w:val="28"/>
-          <w:szCs w:val="28"/>
-        </w:rPr>
-        <w:t>message</w:t>
-      </w:r>
-      <w:proofErr w:type="spellEnd"/>
-      <w:r>
-        <w:rPr>
-          <w:rFonts w:ascii="Times New Roman" w:hAnsi="Times New Roman" w:cs="Times New Roman"/>
-          <w:sz w:val="28"/>
-          <w:szCs w:val="28"/>
-        </w:rPr>
-        <w:t xml:space="preserve"> '</w:t>
-      </w:r>
-      <w:proofErr w:type="spellStart"/>
-      <w:r>
-        <w:rPr>
-          <w:rFonts w:ascii="Times New Roman" w:hAnsi="Times New Roman" w:cs="Times New Roman"/>
-          <w:sz w:val="28"/>
-          <w:szCs w:val="28"/>
-        </w:rPr>
-        <w:t>recv_value</w:t>
-      </w:r>
-      <w:proofErr w:type="spellEnd"/>
-      <w:r>
-        <w:rPr>
-          <w:rFonts w:ascii="Times New Roman" w:hAnsi="Times New Roman" w:cs="Times New Roman"/>
-          <w:sz w:val="28"/>
-          <w:szCs w:val="28"/>
-        </w:rPr>
-        <w:t>'</w:t>
+        <w:t>[rank]: receive message 'recv_value'</w:t>
       </w:r>
     </w:p>
     <w:p>
@@ -5088,18 +4417,8 @@
           <w:sz w:val="28"/>
           <w:szCs w:val="28"/>
         </w:rPr>
-        <w:t xml:space="preserve">Все процессы вызывают </w:t>
-      </w:r>
-      <w:proofErr w:type="spellStart"/>
-      <w:r>
-        <w:rPr>
-          <w:rFonts w:ascii="Times New Roman" w:hAnsi="Times New Roman" w:cs="Times New Roman"/>
-          <w:sz w:val="28"/>
-          <w:szCs w:val="28"/>
-        </w:rPr>
-        <w:t>MPI_Finalize</w:t>
-      </w:r>
-      <w:proofErr w:type="spellEnd"/>
+        <w:t>Все процессы вызывают MPI_Finalize</w:t>
+      </w:r>
     </w:p>
     <w:p>
       <w:pPr>
@@ -5204,31 +4523,7 @@
           <w:szCs w:val="19"/>
           <w:highlight w:val="white"/>
         </w:rPr>
-        <w:t>&lt;</w:t>
-      </w:r>
-      <w:proofErr w:type="spellStart"/>
-      <w:r>
-        <w:rPr>
-          <w:rFonts w:ascii="Cascadia Mono" w:hAnsi="Cascadia Mono" w:cs="Cascadia Mono"/>
-          <w:color w:val="A31515"/>
-          <w:kern w:val="0"/>
-          <w:sz w:val="19"/>
-          <w:szCs w:val="19"/>
-          <w:highlight w:val="white"/>
-        </w:rPr>
-        <w:t>mpi.h</w:t>
-      </w:r>
-      <w:proofErr w:type="spellEnd"/>
-      <w:r>
-        <w:rPr>
-          <w:rFonts w:ascii="Cascadia Mono" w:hAnsi="Cascadia Mono" w:cs="Cascadia Mono"/>
-          <w:color w:val="A31515"/>
-          <w:kern w:val="0"/>
-          <w:sz w:val="19"/>
-          <w:szCs w:val="19"/>
-          <w:highlight w:val="white"/>
-        </w:rPr>
-        <w:t>&gt;</w:t>
+        <w:t>&lt;mpi.h&gt;</w:t>
       </w:r>
     </w:p>
     <w:p>
@@ -5277,31 +4572,7 @@
           <w:szCs w:val="19"/>
           <w:highlight w:val="white"/>
         </w:rPr>
-        <w:t>&lt;</w:t>
-      </w:r>
-      <w:proofErr w:type="spellStart"/>
-      <w:r>
-        <w:rPr>
-          <w:rFonts w:ascii="Cascadia Mono" w:hAnsi="Cascadia Mono" w:cs="Cascadia Mono"/>
-          <w:color w:val="A31515"/>
-          <w:kern w:val="0"/>
-          <w:sz w:val="19"/>
-          <w:szCs w:val="19"/>
-          <w:highlight w:val="white"/>
-        </w:rPr>
-        <w:t>iostream</w:t>
-      </w:r>
-      <w:proofErr w:type="spellEnd"/>
-      <w:r>
-        <w:rPr>
-          <w:rFonts w:ascii="Cascadia Mono" w:hAnsi="Cascadia Mono" w:cs="Cascadia Mono"/>
-          <w:color w:val="A31515"/>
-          <w:kern w:val="0"/>
-          <w:sz w:val="19"/>
-          <w:szCs w:val="19"/>
-          <w:highlight w:val="white"/>
-        </w:rPr>
-        <w:t>&gt;</w:t>
+        <w:t>&lt;iostream&gt;</w:t>
       </w:r>
     </w:p>
     <w:p>
@@ -5358,34 +4629,68 @@
           <w:highlight w:val="white"/>
           <w:lang w:val="en-US"/>
         </w:rPr>
+        <w:t xml:space="preserve"> main</w:t>
+      </w:r>
+      <w:r>
+        <w:rPr>
+          <w:rFonts w:ascii="Cascadia Mono" w:hAnsi="Cascadia Mono" w:cs="Cascadia Mono"/>
+          <w:color w:val="CD853F"/>
+          <w:kern w:val="0"/>
+          <w:sz w:val="19"/>
+          <w:szCs w:val="19"/>
+          <w:highlight w:val="white"/>
+          <w:lang w:val="en-US"/>
+        </w:rPr>
+        <w:t>(</w:t>
+      </w:r>
+      <w:r>
+        <w:rPr>
+          <w:rFonts w:ascii="Cascadia Mono" w:hAnsi="Cascadia Mono" w:cs="Cascadia Mono"/>
+          <w:color w:val="0000FF"/>
+          <w:kern w:val="0"/>
+          <w:sz w:val="19"/>
+          <w:szCs w:val="19"/>
+          <w:highlight w:val="white"/>
+          <w:lang w:val="en-US"/>
+        </w:rPr>
+        <w:t>int</w:t>
+      </w:r>
+      <w:r>
+        <w:rPr>
+          <w:rFonts w:ascii="Cascadia Mono" w:hAnsi="Cascadia Mono" w:cs="Cascadia Mono"/>
+          <w:color w:val="000000"/>
+          <w:kern w:val="0"/>
+          <w:sz w:val="19"/>
+          <w:szCs w:val="19"/>
+          <w:highlight w:val="white"/>
+          <w:lang w:val="en-US"/>
+        </w:rPr>
         <w:t xml:space="preserve"> </w:t>
       </w:r>
-      <w:proofErr w:type="gramStart"/>
-      <w:r>
-        <w:rPr>
-          <w:rFonts w:ascii="Cascadia Mono" w:hAnsi="Cascadia Mono" w:cs="Cascadia Mono"/>
-          <w:color w:val="000000"/>
-          <w:kern w:val="0"/>
-          <w:sz w:val="19"/>
-          <w:szCs w:val="19"/>
-          <w:highlight w:val="white"/>
-          <w:lang w:val="en-US"/>
-        </w:rPr>
-        <w:t>main</w:t>
-      </w:r>
-      <w:r>
-        <w:rPr>
-          <w:rFonts w:ascii="Cascadia Mono" w:hAnsi="Cascadia Mono" w:cs="Cascadia Mono"/>
-          <w:color w:val="CD853F"/>
-          <w:kern w:val="0"/>
-          <w:sz w:val="19"/>
-          <w:szCs w:val="19"/>
-          <w:highlight w:val="white"/>
-          <w:lang w:val="en-US"/>
-        </w:rPr>
-        <w:t>(</w:t>
-      </w:r>
-      <w:proofErr w:type="gramEnd"/>
+      <w:r>
+        <w:rPr>
+          <w:rFonts w:ascii="Cascadia Mono" w:hAnsi="Cascadia Mono" w:cs="Cascadia Mono"/>
+          <w:color w:val="808080"/>
+          <w:kern w:val="0"/>
+          <w:sz w:val="19"/>
+          <w:szCs w:val="19"/>
+          <w:highlight w:val="white"/>
+          <w:lang w:val="en-US"/>
+        </w:rPr>
+        <w:t>argc</w:t>
+      </w:r>
+      <w:r>
+        <w:rPr>
+          <w:rFonts w:ascii="Cascadia Mono" w:hAnsi="Cascadia Mono" w:cs="Cascadia Mono"/>
+          <w:color w:val="000000"/>
+          <w:kern w:val="0"/>
+          <w:sz w:val="19"/>
+          <w:szCs w:val="19"/>
+          <w:highlight w:val="white"/>
+          <w:lang w:val="en-US"/>
+        </w:rPr>
+        <w:t xml:space="preserve">, </w:t>
+      </w:r>
       <w:r>
         <w:rPr>
           <w:rFonts w:ascii="Cascadia Mono" w:hAnsi="Cascadia Mono" w:cs="Cascadia Mono"/>
@@ -5396,21 +4701,20 @@
           <w:highlight w:val="white"/>
           <w:lang w:val="en-US"/>
         </w:rPr>
-        <w:t>int</w:t>
-      </w:r>
-      <w:r>
-        <w:rPr>
-          <w:rFonts w:ascii="Cascadia Mono" w:hAnsi="Cascadia Mono" w:cs="Cascadia Mono"/>
-          <w:color w:val="000000"/>
-          <w:kern w:val="0"/>
-          <w:sz w:val="19"/>
-          <w:szCs w:val="19"/>
-          <w:highlight w:val="white"/>
-          <w:lang w:val="en-US"/>
-        </w:rPr>
-        <w:t xml:space="preserve"> </w:t>
-      </w:r>
-      <w:proofErr w:type="spellStart"/>
+        <w:t>char</w:t>
+      </w:r>
+      <w:r>
+        <w:rPr>
+          <w:rFonts w:ascii="Cascadia Mono" w:hAnsi="Cascadia Mono" w:cs="Cascadia Mono"/>
+          <w:color w:val="000000"/>
+          <w:kern w:val="0"/>
+          <w:sz w:val="19"/>
+          <w:szCs w:val="19"/>
+          <w:highlight w:val="white"/>
+          <w:lang w:val="en-US"/>
+        </w:rPr>
+        <w:t xml:space="preserve">** </w:t>
+      </w:r>
       <w:r>
         <w:rPr>
           <w:rFonts w:ascii="Cascadia Mono" w:hAnsi="Cascadia Mono" w:cs="Cascadia Mono"/>
@@ -5421,59 +4725,8 @@
           <w:highlight w:val="white"/>
           <w:lang w:val="en-US"/>
         </w:rPr>
-        <w:t>argc</w:t>
-      </w:r>
-      <w:proofErr w:type="spellEnd"/>
-      <w:r>
-        <w:rPr>
-          <w:rFonts w:ascii="Cascadia Mono" w:hAnsi="Cascadia Mono" w:cs="Cascadia Mono"/>
-          <w:color w:val="000000"/>
-          <w:kern w:val="0"/>
-          <w:sz w:val="19"/>
-          <w:szCs w:val="19"/>
-          <w:highlight w:val="white"/>
-          <w:lang w:val="en-US"/>
-        </w:rPr>
-        <w:t xml:space="preserve">, </w:t>
-      </w:r>
-      <w:r>
-        <w:rPr>
-          <w:rFonts w:ascii="Cascadia Mono" w:hAnsi="Cascadia Mono" w:cs="Cascadia Mono"/>
-          <w:color w:val="0000FF"/>
-          <w:kern w:val="0"/>
-          <w:sz w:val="19"/>
-          <w:szCs w:val="19"/>
-          <w:highlight w:val="white"/>
-          <w:lang w:val="en-US"/>
-        </w:rPr>
-        <w:t>char</w:t>
-      </w:r>
-      <w:r>
-        <w:rPr>
-          <w:rFonts w:ascii="Cascadia Mono" w:hAnsi="Cascadia Mono" w:cs="Cascadia Mono"/>
-          <w:color w:val="000000"/>
-          <w:kern w:val="0"/>
-          <w:sz w:val="19"/>
-          <w:szCs w:val="19"/>
-          <w:highlight w:val="white"/>
-          <w:lang w:val="en-US"/>
-        </w:rPr>
-        <w:t xml:space="preserve">** </w:t>
-      </w:r>
-      <w:proofErr w:type="spellStart"/>
-      <w:r>
-        <w:rPr>
-          <w:rFonts w:ascii="Cascadia Mono" w:hAnsi="Cascadia Mono" w:cs="Cascadia Mono"/>
-          <w:color w:val="808080"/>
-          <w:kern w:val="0"/>
-          <w:sz w:val="19"/>
-          <w:szCs w:val="19"/>
-          <w:highlight w:val="white"/>
-          <w:lang w:val="en-US"/>
-        </w:rPr>
         <w:t>argv</w:t>
       </w:r>
-      <w:proofErr w:type="spellEnd"/>
       <w:r>
         <w:rPr>
           <w:rFonts w:ascii="Cascadia Mono" w:hAnsi="Cascadia Mono" w:cs="Cascadia Mono"/>
@@ -5592,7 +4845,6 @@
         </w:rPr>
         <w:t xml:space="preserve">    </w:t>
       </w:r>
-      <w:proofErr w:type="spellStart"/>
       <w:r>
         <w:rPr>
           <w:rFonts w:ascii="Cascadia Mono" w:hAnsi="Cascadia Mono" w:cs="Cascadia Mono"/>
@@ -5605,7 +4857,6 @@
         </w:rPr>
         <w:t>MPI_Status</w:t>
       </w:r>
-      <w:proofErr w:type="spellEnd"/>
       <w:r>
         <w:rPr>
           <w:rFonts w:ascii="Cascadia Mono" w:hAnsi="Cascadia Mono" w:cs="Cascadia Mono"/>
@@ -5715,35 +4966,8 @@
           <w:highlight w:val="white"/>
           <w:lang w:val="en-US"/>
         </w:rPr>
-        <w:t xml:space="preserve">    </w:t>
-      </w:r>
-      <w:proofErr w:type="spellStart"/>
-      <w:r>
-        <w:rPr>
-          <w:rFonts w:ascii="Cascadia Mono" w:hAnsi="Cascadia Mono" w:cs="Cascadia Mono"/>
-          <w:color w:val="000000"/>
-          <w:kern w:val="0"/>
-          <w:sz w:val="19"/>
-          <w:szCs w:val="19"/>
-          <w:highlight w:val="white"/>
-          <w:lang w:val="en-US"/>
-        </w:rPr>
-        <w:t>MPI_</w:t>
-      </w:r>
-      <w:proofErr w:type="gramStart"/>
-      <w:r>
-        <w:rPr>
-          <w:rFonts w:ascii="Cascadia Mono" w:hAnsi="Cascadia Mono" w:cs="Cascadia Mono"/>
-          <w:color w:val="000000"/>
-          <w:kern w:val="0"/>
-          <w:sz w:val="19"/>
-          <w:szCs w:val="19"/>
-          <w:highlight w:val="white"/>
-          <w:lang w:val="en-US"/>
-        </w:rPr>
-        <w:t>Init</w:t>
-      </w:r>
-      <w:proofErr w:type="spellEnd"/>
+        <w:t xml:space="preserve">    MPI_Init</w:t>
+      </w:r>
       <w:r>
         <w:rPr>
           <w:rFonts w:ascii="Cascadia Mono" w:hAnsi="Cascadia Mono" w:cs="Cascadia Mono"/>
@@ -5756,7 +4980,6 @@
         </w:rPr>
         <w:t>(</w:t>
       </w:r>
-      <w:proofErr w:type="gramEnd"/>
       <w:r>
         <w:rPr>
           <w:rFonts w:ascii="Cascadia Mono" w:hAnsi="Cascadia Mono" w:cs="Cascadia Mono"/>
@@ -5769,7 +4992,6 @@
         </w:rPr>
         <w:t>&amp;</w:t>
       </w:r>
-      <w:proofErr w:type="spellStart"/>
       <w:r>
         <w:rPr>
           <w:rFonts w:ascii="Cascadia Mono" w:hAnsi="Cascadia Mono" w:cs="Cascadia Mono"/>
@@ -5782,7 +5004,6 @@
         </w:rPr>
         <w:t>argc</w:t>
       </w:r>
-      <w:proofErr w:type="spellEnd"/>
       <w:r>
         <w:rPr>
           <w:rFonts w:ascii="Cascadia Mono" w:hAnsi="Cascadia Mono" w:cs="Cascadia Mono"/>
@@ -5795,7 +5016,6 @@
         </w:rPr>
         <w:t>, &amp;</w:t>
       </w:r>
-      <w:proofErr w:type="spellStart"/>
       <w:r>
         <w:rPr>
           <w:rFonts w:ascii="Cascadia Mono" w:hAnsi="Cascadia Mono" w:cs="Cascadia Mono"/>
@@ -5808,7 +5028,6 @@
         </w:rPr>
         <w:t>argv</w:t>
       </w:r>
-      <w:proofErr w:type="spellEnd"/>
       <w:r>
         <w:rPr>
           <w:rFonts w:ascii="Cascadia Mono" w:hAnsi="Cascadia Mono" w:cs="Cascadia Mono"/>
@@ -5860,35 +5079,8 @@
           <w:highlight w:val="white"/>
           <w:lang w:val="en-US"/>
         </w:rPr>
-        <w:t xml:space="preserve">    </w:t>
-      </w:r>
-      <w:proofErr w:type="spellStart"/>
-      <w:r>
-        <w:rPr>
-          <w:rFonts w:ascii="Cascadia Mono" w:hAnsi="Cascadia Mono" w:cs="Cascadia Mono"/>
-          <w:color w:val="000000"/>
-          <w:kern w:val="0"/>
-          <w:sz w:val="19"/>
-          <w:szCs w:val="19"/>
-          <w:highlight w:val="white"/>
-          <w:lang w:val="en-US"/>
-        </w:rPr>
-        <w:t>MPI_Comm_</w:t>
-      </w:r>
-      <w:proofErr w:type="gramStart"/>
-      <w:r>
-        <w:rPr>
-          <w:rFonts w:ascii="Cascadia Mono" w:hAnsi="Cascadia Mono" w:cs="Cascadia Mono"/>
-          <w:color w:val="000000"/>
-          <w:kern w:val="0"/>
-          <w:sz w:val="19"/>
-          <w:szCs w:val="19"/>
-          <w:highlight w:val="white"/>
-          <w:lang w:val="en-US"/>
-        </w:rPr>
-        <w:t>rank</w:t>
-      </w:r>
-      <w:proofErr w:type="spellEnd"/>
+        <w:t xml:space="preserve">    MPI_Comm_rank</w:t>
+      </w:r>
       <w:r>
         <w:rPr>
           <w:rFonts w:ascii="Cascadia Mono" w:hAnsi="Cascadia Mono" w:cs="Cascadia Mono"/>
@@ -5901,7 +5093,6 @@
         </w:rPr>
         <w:t>(</w:t>
       </w:r>
-      <w:proofErr w:type="gramEnd"/>
       <w:r>
         <w:rPr>
           <w:rFonts w:ascii="Cascadia Mono" w:hAnsi="Cascadia Mono" w:cs="Cascadia Mono"/>
@@ -5977,35 +5168,8 @@
           <w:highlight w:val="white"/>
           <w:lang w:val="en-US"/>
         </w:rPr>
-        <w:t xml:space="preserve">    </w:t>
-      </w:r>
-      <w:proofErr w:type="spellStart"/>
-      <w:r>
-        <w:rPr>
-          <w:rFonts w:ascii="Cascadia Mono" w:hAnsi="Cascadia Mono" w:cs="Cascadia Mono"/>
-          <w:color w:val="000000"/>
-          <w:kern w:val="0"/>
-          <w:sz w:val="19"/>
-          <w:szCs w:val="19"/>
-          <w:highlight w:val="white"/>
-          <w:lang w:val="en-US"/>
-        </w:rPr>
-        <w:t>MPI_Comm_</w:t>
-      </w:r>
-      <w:proofErr w:type="gramStart"/>
-      <w:r>
-        <w:rPr>
-          <w:rFonts w:ascii="Cascadia Mono" w:hAnsi="Cascadia Mono" w:cs="Cascadia Mono"/>
-          <w:color w:val="000000"/>
-          <w:kern w:val="0"/>
-          <w:sz w:val="19"/>
-          <w:szCs w:val="19"/>
-          <w:highlight w:val="white"/>
-          <w:lang w:val="en-US"/>
-        </w:rPr>
-        <w:t>size</w:t>
-      </w:r>
-      <w:proofErr w:type="spellEnd"/>
+        <w:t xml:space="preserve">    MPI_Comm_size</w:t>
+      </w:r>
       <w:r>
         <w:rPr>
           <w:rFonts w:ascii="Cascadia Mono" w:hAnsi="Cascadia Mono" w:cs="Cascadia Mono"/>
@@ -6018,7 +5182,6 @@
         </w:rPr>
         <w:t>(</w:t>
       </w:r>
-      <w:proofErr w:type="gramEnd"/>
       <w:r>
         <w:rPr>
           <w:rFonts w:ascii="Cascadia Mono" w:hAnsi="Cascadia Mono" w:cs="Cascadia Mono"/>
@@ -6224,36 +5387,20 @@
           <w:highlight w:val="white"/>
           <w:lang w:val="en-US"/>
         </w:rPr>
-        <w:t xml:space="preserve">        </w:t>
-      </w:r>
-      <w:proofErr w:type="gramStart"/>
-      <w:r>
-        <w:rPr>
-          <w:rFonts w:ascii="Cascadia Mono" w:hAnsi="Cascadia Mono" w:cs="Cascadia Mono"/>
-          <w:color w:val="000000"/>
-          <w:kern w:val="0"/>
-          <w:sz w:val="19"/>
-          <w:szCs w:val="19"/>
-          <w:highlight w:val="white"/>
-          <w:lang w:val="en-US"/>
-        </w:rPr>
-        <w:t>std::</w:t>
-      </w:r>
-      <w:proofErr w:type="spellStart"/>
-      <w:proofErr w:type="gramEnd"/>
-      <w:r>
-        <w:rPr>
-          <w:rFonts w:ascii="Cascadia Mono" w:hAnsi="Cascadia Mono" w:cs="Cascadia Mono"/>
-          <w:color w:val="000000"/>
-          <w:kern w:val="0"/>
-          <w:sz w:val="19"/>
-          <w:szCs w:val="19"/>
-          <w:highlight w:val="white"/>
-          <w:lang w:val="en-US"/>
-        </w:rPr>
-        <w:t>cout</w:t>
-      </w:r>
-      <w:proofErr w:type="spellEnd"/>
+        <w:t xml:space="preserve">        std::cout </w:t>
+      </w:r>
+      <w:r>
+        <w:rPr>
+          <w:rFonts w:ascii="Cascadia Mono" w:hAnsi="Cascadia Mono" w:cs="Cascadia Mono"/>
+          <w:color w:val="008080"/>
+          <w:kern w:val="0"/>
+          <w:sz w:val="19"/>
+          <w:szCs w:val="19"/>
+          <w:highlight w:val="white"/>
+          <w:lang w:val="en-US"/>
+        </w:rPr>
+        <w:t>&lt;&lt;</w:t>
+      </w:r>
       <w:r>
         <w:rPr>
           <w:rFonts w:ascii="Cascadia Mono" w:hAnsi="Cascadia Mono" w:cs="Cascadia Mono"/>
@@ -6269,6 +5416,30 @@
       <w:r>
         <w:rPr>
           <w:rFonts w:ascii="Cascadia Mono" w:hAnsi="Cascadia Mono" w:cs="Cascadia Mono"/>
+          <w:color w:val="A31515"/>
+          <w:kern w:val="0"/>
+          <w:sz w:val="19"/>
+          <w:szCs w:val="19"/>
+          <w:highlight w:val="white"/>
+          <w:lang w:val="en-US"/>
+        </w:rPr>
+        <w:t>"[0] : single process, message = 0"</w:t>
+      </w:r>
+      <w:r>
+        <w:rPr>
+          <w:rFonts w:ascii="Cascadia Mono" w:hAnsi="Cascadia Mono" w:cs="Cascadia Mono"/>
+          <w:color w:val="000000"/>
+          <w:kern w:val="0"/>
+          <w:sz w:val="19"/>
+          <w:szCs w:val="19"/>
+          <w:highlight w:val="white"/>
+          <w:lang w:val="en-US"/>
+        </w:rPr>
+        <w:t xml:space="preserve"> </w:t>
+      </w:r>
+      <w:r>
+        <w:rPr>
+          <w:rFonts w:ascii="Cascadia Mono" w:hAnsi="Cascadia Mono" w:cs="Cascadia Mono"/>
           <w:color w:val="008080"/>
           <w:kern w:val="0"/>
           <w:sz w:val="19"/>
@@ -6288,81 +5459,7 @@
           <w:highlight w:val="white"/>
           <w:lang w:val="en-US"/>
         </w:rPr>
-        <w:t xml:space="preserve"> </w:t>
-      </w:r>
-      <w:r>
-        <w:rPr>
-          <w:rFonts w:ascii="Cascadia Mono" w:hAnsi="Cascadia Mono" w:cs="Cascadia Mono"/>
-          <w:color w:val="A31515"/>
-          <w:kern w:val="0"/>
-          <w:sz w:val="19"/>
-          <w:szCs w:val="19"/>
-          <w:highlight w:val="white"/>
-          <w:lang w:val="en-US"/>
-        </w:rPr>
-        <w:t>"[0] : single process, message = 0"</w:t>
-      </w:r>
-      <w:r>
-        <w:rPr>
-          <w:rFonts w:ascii="Cascadia Mono" w:hAnsi="Cascadia Mono" w:cs="Cascadia Mono"/>
-          <w:color w:val="000000"/>
-          <w:kern w:val="0"/>
-          <w:sz w:val="19"/>
-          <w:szCs w:val="19"/>
-          <w:highlight w:val="white"/>
-          <w:lang w:val="en-US"/>
-        </w:rPr>
-        <w:t xml:space="preserve"> </w:t>
-      </w:r>
-      <w:r>
-        <w:rPr>
-          <w:rFonts w:ascii="Cascadia Mono" w:hAnsi="Cascadia Mono" w:cs="Cascadia Mono"/>
-          <w:color w:val="008080"/>
-          <w:kern w:val="0"/>
-          <w:sz w:val="19"/>
-          <w:szCs w:val="19"/>
-          <w:highlight w:val="white"/>
-          <w:lang w:val="en-US"/>
-        </w:rPr>
-        <w:t>&lt;&lt;</w:t>
-      </w:r>
-      <w:r>
-        <w:rPr>
-          <w:rFonts w:ascii="Cascadia Mono" w:hAnsi="Cascadia Mono" w:cs="Cascadia Mono"/>
-          <w:color w:val="000000"/>
-          <w:kern w:val="0"/>
-          <w:sz w:val="19"/>
-          <w:szCs w:val="19"/>
-          <w:highlight w:val="white"/>
-          <w:lang w:val="en-US"/>
-        </w:rPr>
-        <w:t xml:space="preserve"> std::</w:t>
-      </w:r>
-      <w:proofErr w:type="spellStart"/>
-      <w:r>
-        <w:rPr>
-          <w:rFonts w:ascii="Cascadia Mono" w:hAnsi="Cascadia Mono" w:cs="Cascadia Mono"/>
-          <w:color w:val="000000"/>
-          <w:kern w:val="0"/>
-          <w:sz w:val="19"/>
-          <w:szCs w:val="19"/>
-          <w:highlight w:val="white"/>
-          <w:lang w:val="en-US"/>
-        </w:rPr>
-        <w:t>endl</w:t>
-      </w:r>
-      <w:proofErr w:type="spellEnd"/>
-      <w:r>
-        <w:rPr>
-          <w:rFonts w:ascii="Cascadia Mono" w:hAnsi="Cascadia Mono" w:cs="Cascadia Mono"/>
-          <w:color w:val="000000"/>
-          <w:kern w:val="0"/>
-          <w:sz w:val="19"/>
-          <w:szCs w:val="19"/>
-          <w:highlight w:val="white"/>
-          <w:lang w:val="en-US"/>
-        </w:rPr>
-        <w:t>;</w:t>
+        <w:t xml:space="preserve"> std::endl;</w:t>
       </w:r>
     </w:p>
     <w:p>
@@ -6391,35 +5488,8 @@
           <w:highlight w:val="white"/>
           <w:lang w:val="en-US"/>
         </w:rPr>
-        <w:t xml:space="preserve">        </w:t>
-      </w:r>
-      <w:proofErr w:type="spellStart"/>
-      <w:r>
-        <w:rPr>
-          <w:rFonts w:ascii="Cascadia Mono" w:hAnsi="Cascadia Mono" w:cs="Cascadia Mono"/>
-          <w:color w:val="000000"/>
-          <w:kern w:val="0"/>
-          <w:sz w:val="19"/>
-          <w:szCs w:val="19"/>
-          <w:highlight w:val="white"/>
-          <w:lang w:val="en-US"/>
-        </w:rPr>
-        <w:t>MPI_</w:t>
-      </w:r>
-      <w:proofErr w:type="gramStart"/>
-      <w:r>
-        <w:rPr>
-          <w:rFonts w:ascii="Cascadia Mono" w:hAnsi="Cascadia Mono" w:cs="Cascadia Mono"/>
-          <w:color w:val="000000"/>
-          <w:kern w:val="0"/>
-          <w:sz w:val="19"/>
-          <w:szCs w:val="19"/>
-          <w:highlight w:val="white"/>
-          <w:lang w:val="en-US"/>
-        </w:rPr>
-        <w:t>Finalize</w:t>
-      </w:r>
-      <w:proofErr w:type="spellEnd"/>
+        <w:t xml:space="preserve">        MPI_Finalize</w:t>
+      </w:r>
       <w:r>
         <w:rPr>
           <w:rFonts w:ascii="Cascadia Mono" w:hAnsi="Cascadia Mono" w:cs="Cascadia Mono"/>
@@ -6430,20 +5500,7 @@
           <w:highlight w:val="white"/>
           <w:lang w:val="en-US"/>
         </w:rPr>
-        <w:t>(</w:t>
-      </w:r>
-      <w:proofErr w:type="gramEnd"/>
-      <w:r>
-        <w:rPr>
-          <w:rFonts w:ascii="Cascadia Mono" w:hAnsi="Cascadia Mono" w:cs="Cascadia Mono"/>
-          <w:color w:val="BDB76B"/>
-          <w:kern w:val="0"/>
-          <w:sz w:val="19"/>
-          <w:szCs w:val="19"/>
-          <w:highlight w:val="white"/>
-          <w:lang w:val="en-US"/>
-        </w:rPr>
-        <w:t>)</w:t>
+        <w:t>()</w:t>
       </w:r>
       <w:r>
         <w:rPr>
@@ -6619,33 +5676,7 @@
           <w:highlight w:val="white"/>
           <w:lang w:val="en-US"/>
         </w:rPr>
-        <w:t xml:space="preserve"> </w:t>
-      </w:r>
-      <w:proofErr w:type="spellStart"/>
-      <w:r>
-        <w:rPr>
-          <w:rFonts w:ascii="Cascadia Mono" w:hAnsi="Cascadia Mono" w:cs="Cascadia Mono"/>
-          <w:color w:val="000000"/>
-          <w:kern w:val="0"/>
-          <w:sz w:val="19"/>
-          <w:szCs w:val="19"/>
-          <w:highlight w:val="white"/>
-          <w:lang w:val="en-US"/>
-        </w:rPr>
-        <w:t>dest</w:t>
-      </w:r>
-      <w:proofErr w:type="spellEnd"/>
-      <w:r>
-        <w:rPr>
-          <w:rFonts w:ascii="Cascadia Mono" w:hAnsi="Cascadia Mono" w:cs="Cascadia Mono"/>
-          <w:color w:val="000000"/>
-          <w:kern w:val="0"/>
-          <w:sz w:val="19"/>
-          <w:szCs w:val="19"/>
-          <w:highlight w:val="white"/>
-          <w:lang w:val="en-US"/>
-        </w:rPr>
-        <w:t xml:space="preserve"> = </w:t>
+        <w:t xml:space="preserve"> dest = </w:t>
       </w:r>
       <w:r>
         <w:rPr>
@@ -6953,35 +5984,8 @@
           <w:highlight w:val="white"/>
           <w:lang w:val="en-US"/>
         </w:rPr>
-        <w:t xml:space="preserve">        </w:t>
-      </w:r>
-      <w:proofErr w:type="spellStart"/>
-      <w:r>
-        <w:rPr>
-          <w:rFonts w:ascii="Cascadia Mono" w:hAnsi="Cascadia Mono" w:cs="Cascadia Mono"/>
-          <w:color w:val="000000"/>
-          <w:kern w:val="0"/>
-          <w:sz w:val="19"/>
-          <w:szCs w:val="19"/>
-          <w:highlight w:val="white"/>
-          <w:lang w:val="en-US"/>
-        </w:rPr>
-        <w:t>MPI_</w:t>
-      </w:r>
-      <w:proofErr w:type="gramStart"/>
-      <w:r>
-        <w:rPr>
-          <w:rFonts w:ascii="Cascadia Mono" w:hAnsi="Cascadia Mono" w:cs="Cascadia Mono"/>
-          <w:color w:val="000000"/>
-          <w:kern w:val="0"/>
-          <w:sz w:val="19"/>
-          <w:szCs w:val="19"/>
-          <w:highlight w:val="white"/>
-          <w:lang w:val="en-US"/>
-        </w:rPr>
-        <w:t>Send</w:t>
-      </w:r>
-      <w:proofErr w:type="spellEnd"/>
+        <w:t xml:space="preserve">        MPI_Send</w:t>
+      </w:r>
       <w:r>
         <w:rPr>
           <w:rFonts w:ascii="Cascadia Mono" w:hAnsi="Cascadia Mono" w:cs="Cascadia Mono"/>
@@ -6994,7 +5998,6 @@
         </w:rPr>
         <w:t>(</w:t>
       </w:r>
-      <w:proofErr w:type="gramEnd"/>
       <w:r>
         <w:rPr>
           <w:rFonts w:ascii="Cascadia Mono" w:hAnsi="Cascadia Mono" w:cs="Cascadia Mono"/>
@@ -7029,33 +6032,7 @@
           <w:highlight w:val="white"/>
           <w:lang w:val="en-US"/>
         </w:rPr>
-        <w:t xml:space="preserve">, </w:t>
-      </w:r>
-      <w:proofErr w:type="spellStart"/>
-      <w:r>
-        <w:rPr>
-          <w:rFonts w:ascii="Cascadia Mono" w:hAnsi="Cascadia Mono" w:cs="Cascadia Mono"/>
-          <w:color w:val="000000"/>
-          <w:kern w:val="0"/>
-          <w:sz w:val="19"/>
-          <w:szCs w:val="19"/>
-          <w:highlight w:val="white"/>
-          <w:lang w:val="en-US"/>
-        </w:rPr>
-        <w:t>dest</w:t>
-      </w:r>
-      <w:proofErr w:type="spellEnd"/>
-      <w:r>
-        <w:rPr>
-          <w:rFonts w:ascii="Cascadia Mono" w:hAnsi="Cascadia Mono" w:cs="Cascadia Mono"/>
-          <w:color w:val="000000"/>
-          <w:kern w:val="0"/>
-          <w:sz w:val="19"/>
-          <w:szCs w:val="19"/>
-          <w:highlight w:val="white"/>
-          <w:lang w:val="en-US"/>
-        </w:rPr>
-        <w:t xml:space="preserve">, 0, </w:t>
+        <w:t xml:space="preserve">, dest, 0, </w:t>
       </w:r>
       <w:r>
         <w:rPr>
@@ -7137,35 +6114,8 @@
           <w:highlight w:val="white"/>
           <w:lang w:val="en-US"/>
         </w:rPr>
-        <w:t xml:space="preserve">        </w:t>
-      </w:r>
-      <w:proofErr w:type="spellStart"/>
-      <w:r>
-        <w:rPr>
-          <w:rFonts w:ascii="Cascadia Mono" w:hAnsi="Cascadia Mono" w:cs="Cascadia Mono"/>
-          <w:color w:val="000000"/>
-          <w:kern w:val="0"/>
-          <w:sz w:val="19"/>
-          <w:szCs w:val="19"/>
-          <w:highlight w:val="white"/>
-          <w:lang w:val="en-US"/>
-        </w:rPr>
-        <w:t>MPI_</w:t>
-      </w:r>
-      <w:proofErr w:type="gramStart"/>
-      <w:r>
-        <w:rPr>
-          <w:rFonts w:ascii="Cascadia Mono" w:hAnsi="Cascadia Mono" w:cs="Cascadia Mono"/>
-          <w:color w:val="000000"/>
-          <w:kern w:val="0"/>
-          <w:sz w:val="19"/>
-          <w:szCs w:val="19"/>
-          <w:highlight w:val="white"/>
-          <w:lang w:val="en-US"/>
-        </w:rPr>
-        <w:t>Recv</w:t>
-      </w:r>
-      <w:proofErr w:type="spellEnd"/>
+        <w:t xml:space="preserve">        MPI_Recv</w:t>
+      </w:r>
       <w:r>
         <w:rPr>
           <w:rFonts w:ascii="Cascadia Mono" w:hAnsi="Cascadia Mono" w:cs="Cascadia Mono"/>
@@ -7178,7 +6128,6 @@
         </w:rPr>
         <w:t>(</w:t>
       </w:r>
-      <w:proofErr w:type="gramEnd"/>
       <w:r>
         <w:rPr>
           <w:rFonts w:ascii="Cascadia Mono" w:hAnsi="Cascadia Mono" w:cs="Cascadia Mono"/>
@@ -7290,36 +6239,20 @@
           <w:highlight w:val="white"/>
           <w:lang w:val="en-US"/>
         </w:rPr>
-        <w:t xml:space="preserve">        </w:t>
-      </w:r>
-      <w:proofErr w:type="gramStart"/>
-      <w:r>
-        <w:rPr>
-          <w:rFonts w:ascii="Cascadia Mono" w:hAnsi="Cascadia Mono" w:cs="Cascadia Mono"/>
-          <w:color w:val="000000"/>
-          <w:kern w:val="0"/>
-          <w:sz w:val="19"/>
-          <w:szCs w:val="19"/>
-          <w:highlight w:val="white"/>
-          <w:lang w:val="en-US"/>
-        </w:rPr>
-        <w:t>std::</w:t>
-      </w:r>
-      <w:proofErr w:type="spellStart"/>
-      <w:proofErr w:type="gramEnd"/>
-      <w:r>
-        <w:rPr>
-          <w:rFonts w:ascii="Cascadia Mono" w:hAnsi="Cascadia Mono" w:cs="Cascadia Mono"/>
-          <w:color w:val="000000"/>
-          <w:kern w:val="0"/>
-          <w:sz w:val="19"/>
-          <w:szCs w:val="19"/>
-          <w:highlight w:val="white"/>
-          <w:lang w:val="en-US"/>
-        </w:rPr>
-        <w:t>cout</w:t>
-      </w:r>
-      <w:proofErr w:type="spellEnd"/>
+        <w:t xml:space="preserve">        std::cout </w:t>
+      </w:r>
+      <w:r>
+        <w:rPr>
+          <w:rFonts w:ascii="Cascadia Mono" w:hAnsi="Cascadia Mono" w:cs="Cascadia Mono"/>
+          <w:color w:val="008080"/>
+          <w:kern w:val="0"/>
+          <w:sz w:val="19"/>
+          <w:szCs w:val="19"/>
+          <w:highlight w:val="white"/>
+          <w:lang w:val="en-US"/>
+        </w:rPr>
+        <w:t>&lt;&lt;</w:t>
+      </w:r>
       <w:r>
         <w:rPr>
           <w:rFonts w:ascii="Cascadia Mono" w:hAnsi="Cascadia Mono" w:cs="Cascadia Mono"/>
@@ -7335,6 +6268,30 @@
       <w:r>
         <w:rPr>
           <w:rFonts w:ascii="Cascadia Mono" w:hAnsi="Cascadia Mono" w:cs="Cascadia Mono"/>
+          <w:color w:val="A31515"/>
+          <w:kern w:val="0"/>
+          <w:sz w:val="19"/>
+          <w:szCs w:val="19"/>
+          <w:highlight w:val="white"/>
+          <w:lang w:val="en-US"/>
+        </w:rPr>
+        <w:t>"["</w:t>
+      </w:r>
+      <w:r>
+        <w:rPr>
+          <w:rFonts w:ascii="Cascadia Mono" w:hAnsi="Cascadia Mono" w:cs="Cascadia Mono"/>
+          <w:color w:val="000000"/>
+          <w:kern w:val="0"/>
+          <w:sz w:val="19"/>
+          <w:szCs w:val="19"/>
+          <w:highlight w:val="white"/>
+          <w:lang w:val="en-US"/>
+        </w:rPr>
+        <w:t xml:space="preserve"> </w:t>
+      </w:r>
+      <w:r>
+        <w:rPr>
+          <w:rFonts w:ascii="Cascadia Mono" w:hAnsi="Cascadia Mono" w:cs="Cascadia Mono"/>
           <w:color w:val="008080"/>
           <w:kern w:val="0"/>
           <w:sz w:val="19"/>
@@ -7354,6 +6311,30 @@
           <w:highlight w:val="white"/>
           <w:lang w:val="en-US"/>
         </w:rPr>
+        <w:t xml:space="preserve"> rank </w:t>
+      </w:r>
+      <w:r>
+        <w:rPr>
+          <w:rFonts w:ascii="Cascadia Mono" w:hAnsi="Cascadia Mono" w:cs="Cascadia Mono"/>
+          <w:color w:val="008080"/>
+          <w:kern w:val="0"/>
+          <w:sz w:val="19"/>
+          <w:szCs w:val="19"/>
+          <w:highlight w:val="white"/>
+          <w:lang w:val="en-US"/>
+        </w:rPr>
+        <w:t>&lt;&lt;</w:t>
+      </w:r>
+      <w:r>
+        <w:rPr>
+          <w:rFonts w:ascii="Cascadia Mono" w:hAnsi="Cascadia Mono" w:cs="Cascadia Mono"/>
+          <w:color w:val="000000"/>
+          <w:kern w:val="0"/>
+          <w:sz w:val="19"/>
+          <w:szCs w:val="19"/>
+          <w:highlight w:val="white"/>
+          <w:lang w:val="en-US"/>
+        </w:rPr>
         <w:t xml:space="preserve"> </w:t>
       </w:r>
       <w:r>
@@ -7366,7 +6347,7 @@
           <w:highlight w:val="white"/>
           <w:lang w:val="en-US"/>
         </w:rPr>
-        <w:t>"["</w:t>
+        <w:t>"] : "</w:t>
       </w:r>
       <w:r>
         <w:rPr>
@@ -7402,7 +6383,31 @@
           <w:highlight w:val="white"/>
           <w:lang w:val="en-US"/>
         </w:rPr>
-        <w:t xml:space="preserve"> rank </w:t>
+        <w:t xml:space="preserve"> </w:t>
+      </w:r>
+      <w:r>
+        <w:rPr>
+          <w:rFonts w:ascii="Cascadia Mono" w:hAnsi="Cascadia Mono" w:cs="Cascadia Mono"/>
+          <w:color w:val="A31515"/>
+          <w:kern w:val="0"/>
+          <w:sz w:val="19"/>
+          <w:szCs w:val="19"/>
+          <w:highlight w:val="white"/>
+          <w:lang w:val="en-US"/>
+        </w:rPr>
+        <w:t>"recieve message '"</w:t>
+      </w:r>
+      <w:r>
+        <w:rPr>
+          <w:rFonts w:ascii="Cascadia Mono" w:hAnsi="Cascadia Mono" w:cs="Cascadia Mono"/>
+          <w:color w:val="000000"/>
+          <w:kern w:val="0"/>
+          <w:sz w:val="19"/>
+          <w:szCs w:val="19"/>
+          <w:highlight w:val="white"/>
+          <w:lang w:val="en-US"/>
+        </w:rPr>
+        <w:t xml:space="preserve"> </w:t>
       </w:r>
       <w:r>
         <w:rPr>
@@ -7426,6 +6431,30 @@
           <w:highlight w:val="white"/>
           <w:lang w:val="en-US"/>
         </w:rPr>
+        <w:t xml:space="preserve"> message </w:t>
+      </w:r>
+      <w:r>
+        <w:rPr>
+          <w:rFonts w:ascii="Cascadia Mono" w:hAnsi="Cascadia Mono" w:cs="Cascadia Mono"/>
+          <w:color w:val="008080"/>
+          <w:kern w:val="0"/>
+          <w:sz w:val="19"/>
+          <w:szCs w:val="19"/>
+          <w:highlight w:val="white"/>
+          <w:lang w:val="en-US"/>
+        </w:rPr>
+        <w:t>&lt;&lt;</w:t>
+      </w:r>
+      <w:r>
+        <w:rPr>
+          <w:rFonts w:ascii="Cascadia Mono" w:hAnsi="Cascadia Mono" w:cs="Cascadia Mono"/>
+          <w:color w:val="000000"/>
+          <w:kern w:val="0"/>
+          <w:sz w:val="19"/>
+          <w:szCs w:val="19"/>
+          <w:highlight w:val="white"/>
+          <w:lang w:val="en-US"/>
+        </w:rPr>
         <w:t xml:space="preserve"> </w:t>
       </w:r>
       <w:r>
@@ -7438,7 +6467,7 @@
           <w:highlight w:val="white"/>
           <w:lang w:val="en-US"/>
         </w:rPr>
-        <w:t>"] : "</w:t>
+        <w:t>"'"</w:t>
       </w:r>
       <w:r>
         <w:rPr>
@@ -7474,179 +6503,7 @@
           <w:highlight w:val="white"/>
           <w:lang w:val="en-US"/>
         </w:rPr>
-        <w:t xml:space="preserve"> </w:t>
-      </w:r>
-      <w:r>
-        <w:rPr>
-          <w:rFonts w:ascii="Cascadia Mono" w:hAnsi="Cascadia Mono" w:cs="Cascadia Mono"/>
-          <w:color w:val="A31515"/>
-          <w:kern w:val="0"/>
-          <w:sz w:val="19"/>
-          <w:szCs w:val="19"/>
-          <w:highlight w:val="white"/>
-          <w:lang w:val="en-US"/>
-        </w:rPr>
-        <w:t>"</w:t>
-      </w:r>
-      <w:proofErr w:type="spellStart"/>
-      <w:r>
-        <w:rPr>
-          <w:rFonts w:ascii="Cascadia Mono" w:hAnsi="Cascadia Mono" w:cs="Cascadia Mono"/>
-          <w:color w:val="A31515"/>
-          <w:kern w:val="0"/>
-          <w:sz w:val="19"/>
-          <w:szCs w:val="19"/>
-          <w:highlight w:val="white"/>
-          <w:lang w:val="en-US"/>
-        </w:rPr>
-        <w:t>recieve</w:t>
-      </w:r>
-      <w:proofErr w:type="spellEnd"/>
-      <w:r>
-        <w:rPr>
-          <w:rFonts w:ascii="Cascadia Mono" w:hAnsi="Cascadia Mono" w:cs="Cascadia Mono"/>
-          <w:color w:val="A31515"/>
-          <w:kern w:val="0"/>
-          <w:sz w:val="19"/>
-          <w:szCs w:val="19"/>
-          <w:highlight w:val="white"/>
-          <w:lang w:val="en-US"/>
-        </w:rPr>
-        <w:t xml:space="preserve"> message '"</w:t>
-      </w:r>
-      <w:r>
-        <w:rPr>
-          <w:rFonts w:ascii="Cascadia Mono" w:hAnsi="Cascadia Mono" w:cs="Cascadia Mono"/>
-          <w:color w:val="000000"/>
-          <w:kern w:val="0"/>
-          <w:sz w:val="19"/>
-          <w:szCs w:val="19"/>
-          <w:highlight w:val="white"/>
-          <w:lang w:val="en-US"/>
-        </w:rPr>
-        <w:t xml:space="preserve"> </w:t>
-      </w:r>
-      <w:r>
-        <w:rPr>
-          <w:rFonts w:ascii="Cascadia Mono" w:hAnsi="Cascadia Mono" w:cs="Cascadia Mono"/>
-          <w:color w:val="008080"/>
-          <w:kern w:val="0"/>
-          <w:sz w:val="19"/>
-          <w:szCs w:val="19"/>
-          <w:highlight w:val="white"/>
-          <w:lang w:val="en-US"/>
-        </w:rPr>
-        <w:t>&lt;&lt;</w:t>
-      </w:r>
-      <w:r>
-        <w:rPr>
-          <w:rFonts w:ascii="Cascadia Mono" w:hAnsi="Cascadia Mono" w:cs="Cascadia Mono"/>
-          <w:color w:val="000000"/>
-          <w:kern w:val="0"/>
-          <w:sz w:val="19"/>
-          <w:szCs w:val="19"/>
-          <w:highlight w:val="white"/>
-          <w:lang w:val="en-US"/>
-        </w:rPr>
-        <w:t xml:space="preserve"> message </w:t>
-      </w:r>
-      <w:r>
-        <w:rPr>
-          <w:rFonts w:ascii="Cascadia Mono" w:hAnsi="Cascadia Mono" w:cs="Cascadia Mono"/>
-          <w:color w:val="008080"/>
-          <w:kern w:val="0"/>
-          <w:sz w:val="19"/>
-          <w:szCs w:val="19"/>
-          <w:highlight w:val="white"/>
-          <w:lang w:val="en-US"/>
-        </w:rPr>
-        <w:t>&lt;&lt;</w:t>
-      </w:r>
-      <w:r>
-        <w:rPr>
-          <w:rFonts w:ascii="Cascadia Mono" w:hAnsi="Cascadia Mono" w:cs="Cascadia Mono"/>
-          <w:color w:val="000000"/>
-          <w:kern w:val="0"/>
-          <w:sz w:val="19"/>
-          <w:szCs w:val="19"/>
-          <w:highlight w:val="white"/>
-          <w:lang w:val="en-US"/>
-        </w:rPr>
-        <w:t xml:space="preserve"> </w:t>
-      </w:r>
-      <w:r>
-        <w:rPr>
-          <w:rFonts w:ascii="Cascadia Mono" w:hAnsi="Cascadia Mono" w:cs="Cascadia Mono"/>
-          <w:color w:val="A31515"/>
-          <w:kern w:val="0"/>
-          <w:sz w:val="19"/>
-          <w:szCs w:val="19"/>
-          <w:highlight w:val="white"/>
-          <w:lang w:val="en-US"/>
-        </w:rPr>
-        <w:t>"'"</w:t>
-      </w:r>
-      <w:r>
-        <w:rPr>
-          <w:rFonts w:ascii="Cascadia Mono" w:hAnsi="Cascadia Mono" w:cs="Cascadia Mono"/>
-          <w:color w:val="000000"/>
-          <w:kern w:val="0"/>
-          <w:sz w:val="19"/>
-          <w:szCs w:val="19"/>
-          <w:highlight w:val="white"/>
-          <w:lang w:val="en-US"/>
-        </w:rPr>
-        <w:t xml:space="preserve"> </w:t>
-      </w:r>
-      <w:r>
-        <w:rPr>
-          <w:rFonts w:ascii="Cascadia Mono" w:hAnsi="Cascadia Mono" w:cs="Cascadia Mono"/>
-          <w:color w:val="008080"/>
-          <w:kern w:val="0"/>
-          <w:sz w:val="19"/>
-          <w:szCs w:val="19"/>
-          <w:highlight w:val="white"/>
-          <w:lang w:val="en-US"/>
-        </w:rPr>
-        <w:t>&lt;&lt;</w:t>
-      </w:r>
-      <w:r>
-        <w:rPr>
-          <w:rFonts w:ascii="Cascadia Mono" w:hAnsi="Cascadia Mono" w:cs="Cascadia Mono"/>
-          <w:color w:val="000000"/>
-          <w:kern w:val="0"/>
-          <w:sz w:val="19"/>
-          <w:szCs w:val="19"/>
-          <w:highlight w:val="white"/>
-          <w:lang w:val="en-US"/>
-        </w:rPr>
-        <w:t xml:space="preserve"> std::</w:t>
-      </w:r>
-      <w:proofErr w:type="spellStart"/>
-      <w:r>
-        <w:rPr>
-          <w:rFonts w:ascii="Cascadia Mono" w:hAnsi="Cascadia Mono" w:cs="Cascadia Mono"/>
-          <w:color w:val="000000"/>
-          <w:kern w:val="0"/>
-          <w:sz w:val="19"/>
-          <w:szCs w:val="19"/>
-          <w:highlight w:val="white"/>
-          <w:lang w:val="en-US"/>
-        </w:rPr>
-        <w:t>endl</w:t>
-      </w:r>
-      <w:proofErr w:type="spellEnd"/>
-      <w:r>
-        <w:rPr>
-          <w:rFonts w:ascii="Cascadia Mono" w:hAnsi="Cascadia Mono" w:cs="Cascadia Mono"/>
-          <w:color w:val="000000"/>
-          <w:kern w:val="0"/>
-          <w:sz w:val="19"/>
-          <w:szCs w:val="19"/>
-          <w:highlight w:val="white"/>
-          <w:lang w:val="en-US"/>
-        </w:rPr>
-        <w:t>;</w:t>
+        <w:t xml:space="preserve"> std::endl;</w:t>
       </w:r>
     </w:p>
     <w:p>
@@ -7781,35 +6638,8 @@
           <w:highlight w:val="white"/>
           <w:lang w:val="en-US"/>
         </w:rPr>
-        <w:t xml:space="preserve">        </w:t>
-      </w:r>
-      <w:proofErr w:type="spellStart"/>
-      <w:r>
-        <w:rPr>
-          <w:rFonts w:ascii="Cascadia Mono" w:hAnsi="Cascadia Mono" w:cs="Cascadia Mono"/>
-          <w:color w:val="000000"/>
-          <w:kern w:val="0"/>
-          <w:sz w:val="19"/>
-          <w:szCs w:val="19"/>
-          <w:highlight w:val="white"/>
-          <w:lang w:val="en-US"/>
-        </w:rPr>
-        <w:t>MPI_</w:t>
-      </w:r>
-      <w:proofErr w:type="gramStart"/>
-      <w:r>
-        <w:rPr>
-          <w:rFonts w:ascii="Cascadia Mono" w:hAnsi="Cascadia Mono" w:cs="Cascadia Mono"/>
-          <w:color w:val="000000"/>
-          <w:kern w:val="0"/>
-          <w:sz w:val="19"/>
-          <w:szCs w:val="19"/>
-          <w:highlight w:val="white"/>
-          <w:lang w:val="en-US"/>
-        </w:rPr>
-        <w:t>Recv</w:t>
-      </w:r>
-      <w:proofErr w:type="spellEnd"/>
+        <w:t xml:space="preserve">        MPI_Recv</w:t>
+      </w:r>
       <w:r>
         <w:rPr>
           <w:rFonts w:ascii="Cascadia Mono" w:hAnsi="Cascadia Mono" w:cs="Cascadia Mono"/>
@@ -7822,7 +6652,6 @@
         </w:rPr>
         <w:t>(</w:t>
       </w:r>
-      <w:proofErr w:type="gramEnd"/>
       <w:r>
         <w:rPr>
           <w:rFonts w:ascii="Cascadia Mono" w:hAnsi="Cascadia Mono" w:cs="Cascadia Mono"/>
@@ -7934,36 +6763,20 @@
           <w:highlight w:val="white"/>
           <w:lang w:val="en-US"/>
         </w:rPr>
-        <w:t xml:space="preserve">        </w:t>
-      </w:r>
-      <w:proofErr w:type="gramStart"/>
-      <w:r>
-        <w:rPr>
-          <w:rFonts w:ascii="Cascadia Mono" w:hAnsi="Cascadia Mono" w:cs="Cascadia Mono"/>
-          <w:color w:val="000000"/>
-          <w:kern w:val="0"/>
-          <w:sz w:val="19"/>
-          <w:szCs w:val="19"/>
-          <w:highlight w:val="white"/>
-          <w:lang w:val="en-US"/>
-        </w:rPr>
-        <w:t>std::</w:t>
-      </w:r>
-      <w:proofErr w:type="spellStart"/>
-      <w:proofErr w:type="gramEnd"/>
-      <w:r>
-        <w:rPr>
-          <w:rFonts w:ascii="Cascadia Mono" w:hAnsi="Cascadia Mono" w:cs="Cascadia Mono"/>
-          <w:color w:val="000000"/>
-          <w:kern w:val="0"/>
-          <w:sz w:val="19"/>
-          <w:szCs w:val="19"/>
-          <w:highlight w:val="white"/>
-          <w:lang w:val="en-US"/>
-        </w:rPr>
-        <w:t>cout</w:t>
-      </w:r>
-      <w:proofErr w:type="spellEnd"/>
+        <w:t xml:space="preserve">        std::cout </w:t>
+      </w:r>
+      <w:r>
+        <w:rPr>
+          <w:rFonts w:ascii="Cascadia Mono" w:hAnsi="Cascadia Mono" w:cs="Cascadia Mono"/>
+          <w:color w:val="008080"/>
+          <w:kern w:val="0"/>
+          <w:sz w:val="19"/>
+          <w:szCs w:val="19"/>
+          <w:highlight w:val="white"/>
+          <w:lang w:val="en-US"/>
+        </w:rPr>
+        <w:t>&lt;&lt;</w:t>
+      </w:r>
       <w:r>
         <w:rPr>
           <w:rFonts w:ascii="Cascadia Mono" w:hAnsi="Cascadia Mono" w:cs="Cascadia Mono"/>
@@ -7979,6 +6792,30 @@
       <w:r>
         <w:rPr>
           <w:rFonts w:ascii="Cascadia Mono" w:hAnsi="Cascadia Mono" w:cs="Cascadia Mono"/>
+          <w:color w:val="A31515"/>
+          <w:kern w:val="0"/>
+          <w:sz w:val="19"/>
+          <w:szCs w:val="19"/>
+          <w:highlight w:val="white"/>
+          <w:lang w:val="en-US"/>
+        </w:rPr>
+        <w:t>"["</w:t>
+      </w:r>
+      <w:r>
+        <w:rPr>
+          <w:rFonts w:ascii="Cascadia Mono" w:hAnsi="Cascadia Mono" w:cs="Cascadia Mono"/>
+          <w:color w:val="000000"/>
+          <w:kern w:val="0"/>
+          <w:sz w:val="19"/>
+          <w:szCs w:val="19"/>
+          <w:highlight w:val="white"/>
+          <w:lang w:val="en-US"/>
+        </w:rPr>
+        <w:t xml:space="preserve"> </w:t>
+      </w:r>
+      <w:r>
+        <w:rPr>
+          <w:rFonts w:ascii="Cascadia Mono" w:hAnsi="Cascadia Mono" w:cs="Cascadia Mono"/>
           <w:color w:val="008080"/>
           <w:kern w:val="0"/>
           <w:sz w:val="19"/>
@@ -7998,6 +6835,30 @@
           <w:highlight w:val="white"/>
           <w:lang w:val="en-US"/>
         </w:rPr>
+        <w:t xml:space="preserve"> rank </w:t>
+      </w:r>
+      <w:r>
+        <w:rPr>
+          <w:rFonts w:ascii="Cascadia Mono" w:hAnsi="Cascadia Mono" w:cs="Cascadia Mono"/>
+          <w:color w:val="008080"/>
+          <w:kern w:val="0"/>
+          <w:sz w:val="19"/>
+          <w:szCs w:val="19"/>
+          <w:highlight w:val="white"/>
+          <w:lang w:val="en-US"/>
+        </w:rPr>
+        <w:t>&lt;&lt;</w:t>
+      </w:r>
+      <w:r>
+        <w:rPr>
+          <w:rFonts w:ascii="Cascadia Mono" w:hAnsi="Cascadia Mono" w:cs="Cascadia Mono"/>
+          <w:color w:val="000000"/>
+          <w:kern w:val="0"/>
+          <w:sz w:val="19"/>
+          <w:szCs w:val="19"/>
+          <w:highlight w:val="white"/>
+          <w:lang w:val="en-US"/>
+        </w:rPr>
         <w:t xml:space="preserve"> </w:t>
       </w:r>
       <w:r>
@@ -8010,7 +6871,7 @@
           <w:highlight w:val="white"/>
           <w:lang w:val="en-US"/>
         </w:rPr>
-        <w:t>"["</w:t>
+        <w:t>"] : "</w:t>
       </w:r>
       <w:r>
         <w:rPr>
@@ -8046,7 +6907,31 @@
           <w:highlight w:val="white"/>
           <w:lang w:val="en-US"/>
         </w:rPr>
-        <w:t xml:space="preserve"> rank </w:t>
+        <w:t xml:space="preserve"> </w:t>
+      </w:r>
+      <w:r>
+        <w:rPr>
+          <w:rFonts w:ascii="Cascadia Mono" w:hAnsi="Cascadia Mono" w:cs="Cascadia Mono"/>
+          <w:color w:val="A31515"/>
+          <w:kern w:val="0"/>
+          <w:sz w:val="19"/>
+          <w:szCs w:val="19"/>
+          <w:highlight w:val="white"/>
+          <w:lang w:val="en-US"/>
+        </w:rPr>
+        <w:t>"recieve message '"</w:t>
+      </w:r>
+      <w:r>
+        <w:rPr>
+          <w:rFonts w:ascii="Cascadia Mono" w:hAnsi="Cascadia Mono" w:cs="Cascadia Mono"/>
+          <w:color w:val="000000"/>
+          <w:kern w:val="0"/>
+          <w:sz w:val="19"/>
+          <w:szCs w:val="19"/>
+          <w:highlight w:val="white"/>
+          <w:lang w:val="en-US"/>
+        </w:rPr>
+        <w:t xml:space="preserve"> </w:t>
       </w:r>
       <w:r>
         <w:rPr>
@@ -8070,6 +6955,30 @@
           <w:highlight w:val="white"/>
           <w:lang w:val="en-US"/>
         </w:rPr>
+        <w:t xml:space="preserve"> message </w:t>
+      </w:r>
+      <w:r>
+        <w:rPr>
+          <w:rFonts w:ascii="Cascadia Mono" w:hAnsi="Cascadia Mono" w:cs="Cascadia Mono"/>
+          <w:color w:val="008080"/>
+          <w:kern w:val="0"/>
+          <w:sz w:val="19"/>
+          <w:szCs w:val="19"/>
+          <w:highlight w:val="white"/>
+          <w:lang w:val="en-US"/>
+        </w:rPr>
+        <w:t>&lt;&lt;</w:t>
+      </w:r>
+      <w:r>
+        <w:rPr>
+          <w:rFonts w:ascii="Cascadia Mono" w:hAnsi="Cascadia Mono" w:cs="Cascadia Mono"/>
+          <w:color w:val="000000"/>
+          <w:kern w:val="0"/>
+          <w:sz w:val="19"/>
+          <w:szCs w:val="19"/>
+          <w:highlight w:val="white"/>
+          <w:lang w:val="en-US"/>
+        </w:rPr>
         <w:t xml:space="preserve"> </w:t>
       </w:r>
       <w:r>
@@ -8082,7 +6991,7 @@
           <w:highlight w:val="white"/>
           <w:lang w:val="en-US"/>
         </w:rPr>
-        <w:t>"] : "</w:t>
+        <w:t>"'"</w:t>
       </w:r>
       <w:r>
         <w:rPr>
@@ -8118,179 +7027,7 @@
           <w:highlight w:val="white"/>
           <w:lang w:val="en-US"/>
         </w:rPr>
-        <w:t xml:space="preserve"> </w:t>
-      </w:r>
-      <w:r>
-        <w:rPr>
-          <w:rFonts w:ascii="Cascadia Mono" w:hAnsi="Cascadia Mono" w:cs="Cascadia Mono"/>
-          <w:color w:val="A31515"/>
-          <w:kern w:val="0"/>
-          <w:sz w:val="19"/>
-          <w:szCs w:val="19"/>
-          <w:highlight w:val="white"/>
-          <w:lang w:val="en-US"/>
-        </w:rPr>
-        <w:t>"</w:t>
-      </w:r>
-      <w:proofErr w:type="spellStart"/>
-      <w:r>
-        <w:rPr>
-          <w:rFonts w:ascii="Cascadia Mono" w:hAnsi="Cascadia Mono" w:cs="Cascadia Mono"/>
-          <w:color w:val="A31515"/>
-          <w:kern w:val="0"/>
-          <w:sz w:val="19"/>
-          <w:szCs w:val="19"/>
-          <w:highlight w:val="white"/>
-          <w:lang w:val="en-US"/>
-        </w:rPr>
-        <w:t>recieve</w:t>
-      </w:r>
-      <w:proofErr w:type="spellEnd"/>
-      <w:r>
-        <w:rPr>
-          <w:rFonts w:ascii="Cascadia Mono" w:hAnsi="Cascadia Mono" w:cs="Cascadia Mono"/>
-          <w:color w:val="A31515"/>
-          <w:kern w:val="0"/>
-          <w:sz w:val="19"/>
-          <w:szCs w:val="19"/>
-          <w:highlight w:val="white"/>
-          <w:lang w:val="en-US"/>
-        </w:rPr>
-        <w:t xml:space="preserve"> message '"</w:t>
-      </w:r>
-      <w:r>
-        <w:rPr>
-          <w:rFonts w:ascii="Cascadia Mono" w:hAnsi="Cascadia Mono" w:cs="Cascadia Mono"/>
-          <w:color w:val="000000"/>
-          <w:kern w:val="0"/>
-          <w:sz w:val="19"/>
-          <w:szCs w:val="19"/>
-          <w:highlight w:val="white"/>
-          <w:lang w:val="en-US"/>
-        </w:rPr>
-        <w:t xml:space="preserve"> </w:t>
-      </w:r>
-      <w:r>
-        <w:rPr>
-          <w:rFonts w:ascii="Cascadia Mono" w:hAnsi="Cascadia Mono" w:cs="Cascadia Mono"/>
-          <w:color w:val="008080"/>
-          <w:kern w:val="0"/>
-          <w:sz w:val="19"/>
-          <w:szCs w:val="19"/>
-          <w:highlight w:val="white"/>
-          <w:lang w:val="en-US"/>
-        </w:rPr>
-        <w:t>&lt;&lt;</w:t>
-      </w:r>
-      <w:r>
-        <w:rPr>
-          <w:rFonts w:ascii="Cascadia Mono" w:hAnsi="Cascadia Mono" w:cs="Cascadia Mono"/>
-          <w:color w:val="000000"/>
-          <w:kern w:val="0"/>
-          <w:sz w:val="19"/>
-          <w:szCs w:val="19"/>
-          <w:highlight w:val="white"/>
-          <w:lang w:val="en-US"/>
-        </w:rPr>
-        <w:t xml:space="preserve"> message </w:t>
-      </w:r>
-      <w:r>
-        <w:rPr>
-          <w:rFonts w:ascii="Cascadia Mono" w:hAnsi="Cascadia Mono" w:cs="Cascadia Mono"/>
-          <w:color w:val="008080"/>
-          <w:kern w:val="0"/>
-          <w:sz w:val="19"/>
-          <w:szCs w:val="19"/>
-          <w:highlight w:val="white"/>
-          <w:lang w:val="en-US"/>
-        </w:rPr>
-        <w:t>&lt;&lt;</w:t>
-      </w:r>
-      <w:r>
-        <w:rPr>
-          <w:rFonts w:ascii="Cascadia Mono" w:hAnsi="Cascadia Mono" w:cs="Cascadia Mono"/>
-          <w:color w:val="000000"/>
-          <w:kern w:val="0"/>
-          <w:sz w:val="19"/>
-          <w:szCs w:val="19"/>
-          <w:highlight w:val="white"/>
-          <w:lang w:val="en-US"/>
-        </w:rPr>
-        <w:t xml:space="preserve"> </w:t>
-      </w:r>
-      <w:r>
-        <w:rPr>
-          <w:rFonts w:ascii="Cascadia Mono" w:hAnsi="Cascadia Mono" w:cs="Cascadia Mono"/>
-          <w:color w:val="A31515"/>
-          <w:kern w:val="0"/>
-          <w:sz w:val="19"/>
-          <w:szCs w:val="19"/>
-          <w:highlight w:val="white"/>
-          <w:lang w:val="en-US"/>
-        </w:rPr>
-        <w:t>"'"</w:t>
-      </w:r>
-      <w:r>
-        <w:rPr>
-          <w:rFonts w:ascii="Cascadia Mono" w:hAnsi="Cascadia Mono" w:cs="Cascadia Mono"/>
-          <w:color w:val="000000"/>
-          <w:kern w:val="0"/>
-          <w:sz w:val="19"/>
-          <w:szCs w:val="19"/>
-          <w:highlight w:val="white"/>
-          <w:lang w:val="en-US"/>
-        </w:rPr>
-        <w:t xml:space="preserve"> </w:t>
-      </w:r>
-      <w:r>
-        <w:rPr>
-          <w:rFonts w:ascii="Cascadia Mono" w:hAnsi="Cascadia Mono" w:cs="Cascadia Mono"/>
-          <w:color w:val="008080"/>
-          <w:kern w:val="0"/>
-          <w:sz w:val="19"/>
-          <w:szCs w:val="19"/>
-          <w:highlight w:val="white"/>
-          <w:lang w:val="en-US"/>
-        </w:rPr>
-        <w:t>&lt;&lt;</w:t>
-      </w:r>
-      <w:r>
-        <w:rPr>
-          <w:rFonts w:ascii="Cascadia Mono" w:hAnsi="Cascadia Mono" w:cs="Cascadia Mono"/>
-          <w:color w:val="000000"/>
-          <w:kern w:val="0"/>
-          <w:sz w:val="19"/>
-          <w:szCs w:val="19"/>
-          <w:highlight w:val="white"/>
-          <w:lang w:val="en-US"/>
-        </w:rPr>
-        <w:t xml:space="preserve"> std::</w:t>
-      </w:r>
-      <w:proofErr w:type="spellStart"/>
-      <w:r>
-        <w:rPr>
-          <w:rFonts w:ascii="Cascadia Mono" w:hAnsi="Cascadia Mono" w:cs="Cascadia Mono"/>
-          <w:color w:val="000000"/>
-          <w:kern w:val="0"/>
-          <w:sz w:val="19"/>
-          <w:szCs w:val="19"/>
-          <w:highlight w:val="white"/>
-          <w:lang w:val="en-US"/>
-        </w:rPr>
-        <w:t>endl</w:t>
-      </w:r>
-      <w:proofErr w:type="spellEnd"/>
-      <w:r>
-        <w:rPr>
-          <w:rFonts w:ascii="Cascadia Mono" w:hAnsi="Cascadia Mono" w:cs="Cascadia Mono"/>
-          <w:color w:val="000000"/>
-          <w:kern w:val="0"/>
-          <w:sz w:val="19"/>
-          <w:szCs w:val="19"/>
-          <w:highlight w:val="white"/>
-          <w:lang w:val="en-US"/>
-        </w:rPr>
-        <w:t>;</w:t>
+        <w:t xml:space="preserve"> std::endl;</w:t>
       </w:r>
     </w:p>
     <w:p>
@@ -8365,35 +7102,8 @@
           <w:highlight w:val="white"/>
           <w:lang w:val="en-US"/>
         </w:rPr>
-        <w:t xml:space="preserve">        </w:t>
-      </w:r>
-      <w:proofErr w:type="spellStart"/>
-      <w:r>
-        <w:rPr>
-          <w:rFonts w:ascii="Cascadia Mono" w:hAnsi="Cascadia Mono" w:cs="Cascadia Mono"/>
-          <w:color w:val="000000"/>
-          <w:kern w:val="0"/>
-          <w:sz w:val="19"/>
-          <w:szCs w:val="19"/>
-          <w:highlight w:val="white"/>
-          <w:lang w:val="en-US"/>
-        </w:rPr>
-        <w:t>MPI_</w:t>
-      </w:r>
-      <w:proofErr w:type="gramStart"/>
-      <w:r>
-        <w:rPr>
-          <w:rFonts w:ascii="Cascadia Mono" w:hAnsi="Cascadia Mono" w:cs="Cascadia Mono"/>
-          <w:color w:val="000000"/>
-          <w:kern w:val="0"/>
-          <w:sz w:val="19"/>
-          <w:szCs w:val="19"/>
-          <w:highlight w:val="white"/>
-          <w:lang w:val="en-US"/>
-        </w:rPr>
-        <w:t>Send</w:t>
-      </w:r>
-      <w:proofErr w:type="spellEnd"/>
+        <w:t xml:space="preserve">        MPI_Send</w:t>
+      </w:r>
       <w:r>
         <w:rPr>
           <w:rFonts w:ascii="Cascadia Mono" w:hAnsi="Cascadia Mono" w:cs="Cascadia Mono"/>
@@ -8406,7 +7116,6 @@
         </w:rPr>
         <w:t>(</w:t>
       </w:r>
-      <w:proofErr w:type="gramEnd"/>
       <w:r>
         <w:rPr>
           <w:rFonts w:ascii="Cascadia Mono" w:hAnsi="Cascadia Mono" w:cs="Cascadia Mono"/>
@@ -8441,33 +7150,7 @@
           <w:highlight w:val="white"/>
           <w:lang w:val="en-US"/>
         </w:rPr>
-        <w:t xml:space="preserve">, </w:t>
-      </w:r>
-      <w:proofErr w:type="spellStart"/>
-      <w:r>
-        <w:rPr>
-          <w:rFonts w:ascii="Cascadia Mono" w:hAnsi="Cascadia Mono" w:cs="Cascadia Mono"/>
-          <w:color w:val="000000"/>
-          <w:kern w:val="0"/>
-          <w:sz w:val="19"/>
-          <w:szCs w:val="19"/>
-          <w:highlight w:val="white"/>
-          <w:lang w:val="en-US"/>
-        </w:rPr>
-        <w:t>dest</w:t>
-      </w:r>
-      <w:proofErr w:type="spellEnd"/>
-      <w:r>
-        <w:rPr>
-          <w:rFonts w:ascii="Cascadia Mono" w:hAnsi="Cascadia Mono" w:cs="Cascadia Mono"/>
-          <w:color w:val="000000"/>
-          <w:kern w:val="0"/>
-          <w:sz w:val="19"/>
-          <w:szCs w:val="19"/>
-          <w:highlight w:val="white"/>
-          <w:lang w:val="en-US"/>
-        </w:rPr>
-        <w:t xml:space="preserve">, 0, </w:t>
+        <w:t xml:space="preserve">, dest, 0, </w:t>
       </w:r>
       <w:r>
         <w:rPr>
@@ -8585,33 +7268,8 @@
           <w:szCs w:val="19"/>
           <w:highlight w:val="white"/>
         </w:rPr>
-        <w:t xml:space="preserve">    </w:t>
-      </w:r>
-      <w:proofErr w:type="spellStart"/>
-      <w:r>
-        <w:rPr>
-          <w:rFonts w:ascii="Cascadia Mono" w:hAnsi="Cascadia Mono" w:cs="Cascadia Mono"/>
-          <w:color w:val="000000"/>
-          <w:kern w:val="0"/>
-          <w:sz w:val="19"/>
-          <w:szCs w:val="19"/>
-          <w:highlight w:val="white"/>
-        </w:rPr>
-        <w:t>MPI_</w:t>
-      </w:r>
-      <w:proofErr w:type="gramStart"/>
-      <w:r>
-        <w:rPr>
-          <w:rFonts w:ascii="Cascadia Mono" w:hAnsi="Cascadia Mono" w:cs="Cascadia Mono"/>
-          <w:color w:val="000000"/>
-          <w:kern w:val="0"/>
-          <w:sz w:val="19"/>
-          <w:szCs w:val="19"/>
-          <w:highlight w:val="white"/>
-        </w:rPr>
-        <w:t>Finalize</w:t>
-      </w:r>
-      <w:proofErr w:type="spellEnd"/>
+        <w:t xml:space="preserve">    MPI_Finalize</w:t>
+      </w:r>
       <w:r>
         <w:rPr>
           <w:rFonts w:ascii="Cascadia Mono" w:hAnsi="Cascadia Mono" w:cs="Cascadia Mono"/>
@@ -8621,19 +7279,7 @@
           <w:szCs w:val="19"/>
           <w:highlight w:val="white"/>
         </w:rPr>
-        <w:t>(</w:t>
-      </w:r>
-      <w:proofErr w:type="gramEnd"/>
-      <w:r>
-        <w:rPr>
-          <w:rFonts w:ascii="Cascadia Mono" w:hAnsi="Cascadia Mono" w:cs="Cascadia Mono"/>
-          <w:color w:val="FFA500"/>
-          <w:kern w:val="0"/>
-          <w:sz w:val="19"/>
-          <w:szCs w:val="19"/>
-          <w:highlight w:val="white"/>
-        </w:rPr>
-        <w:t>)</w:t>
+        <w:t>()</w:t>
       </w:r>
       <w:r>
         <w:rPr>
@@ -8689,7 +7335,6 @@
         </w:rPr>
         <w:t xml:space="preserve">    </w:t>
       </w:r>
-      <w:proofErr w:type="spellStart"/>
       <w:r>
         <w:rPr>
           <w:rFonts w:ascii="Cascadia Mono" w:hAnsi="Cascadia Mono" w:cs="Cascadia Mono"/>
@@ -8701,7 +7346,6 @@
         </w:rPr>
         <w:t>return</w:t>
       </w:r>
-      <w:proofErr w:type="spellEnd"/>
       <w:r>
         <w:rPr>
           <w:rFonts w:ascii="Cascadia Mono" w:hAnsi="Cascadia Mono" w:cs="Cascadia Mono"/>
@@ -8815,6 +7459,7 @@
       <w:r>
         <w:rPr>
           <w:rFonts w:ascii="Times New Roman" w:hAnsi="Times New Roman" w:cs="Times New Roman"/>
+          <w:noProof/>
           <w:sz w:val="28"/>
           <w:szCs w:val="28"/>
         </w:rPr>
@@ -8934,6 +7579,7 @@
           <w:rFonts w:ascii="Times New Roman" w:hAnsi="Times New Roman" w:cs="Times New Roman"/>
           <w:b/>
           <w:bCs/>
+          <w:noProof/>
           <w:sz w:val="28"/>
           <w:szCs w:val="28"/>
         </w:rPr>
@@ -9170,7 +7816,7 @@
     </w:p>
     <w:p>
       <w:pPr>
-        <w:spacing w:after="0" w:line="480" w:lineRule="auto"/>
+        <w:spacing w:after="0" w:line="360" w:lineRule="auto"/>
         <w:ind w:firstLine="709"/>
         <w:jc w:val="both"/>
         <w:rPr>
@@ -9201,12 +7847,12 @@
           <w:sz w:val="28"/>
           <w:szCs w:val="28"/>
         </w:rPr>
-        <w:t>программа, моделирующая схему коммуникации «сдвиг по кольцу» с использованием неблокирующих операций передачи сообщений.</w:t>
-      </w:r>
-    </w:p>
-    <w:p>
-      <w:pPr>
-        <w:spacing w:after="0" w:line="480" w:lineRule="auto"/>
+        <w:t>программа, моделирующая схему коммуникации «сдвиг по кольцу» с использованием блокирующих операций передачи сообщений.</w:t>
+      </w:r>
+    </w:p>
+    <w:p>
+      <w:pPr>
+        <w:spacing w:after="0" w:line="360" w:lineRule="auto"/>
         <w:ind w:firstLine="709"/>
         <w:jc w:val="both"/>
         <w:rPr>
@@ -9235,7 +7881,7 @@
           <w:ilvl w:val="0"/>
           <w:numId w:val="21"/>
         </w:numPr>
-        <w:spacing w:after="0" w:line="480" w:lineRule="auto"/>
+        <w:spacing w:after="0" w:line="360" w:lineRule="auto"/>
         <w:jc w:val="both"/>
         <w:rPr>
           <w:rFonts w:ascii="Times New Roman" w:hAnsi="Times New Roman" w:cs="Times New Roman"/>
@@ -9259,7 +7905,7 @@
           <w:ilvl w:val="0"/>
           <w:numId w:val="21"/>
         </w:numPr>
-        <w:spacing w:after="0" w:line="480" w:lineRule="auto"/>
+        <w:spacing w:after="0" w:line="360" w:lineRule="auto"/>
         <w:jc w:val="both"/>
         <w:rPr>
           <w:rFonts w:ascii="Times New Roman" w:hAnsi="Times New Roman" w:cs="Times New Roman"/>
@@ -9327,7 +7973,7 @@
     </w:p>
     <w:p>
       <w:pPr>
-        <w:spacing w:after="0" w:line="480" w:lineRule="auto"/>
+        <w:spacing w:after="0" w:line="360" w:lineRule="auto"/>
         <w:ind w:firstLine="709"/>
         <w:jc w:val="both"/>
         <w:rPr>
